--- a/dev/waste-CSM.docx
+++ b/dev/waste-CSM.docx
@@ -76,8 +76,8 @@
                                   <w:rPr>
                                     <w:rFonts w:ascii="Trebuchet MS" w:hAnsi="Trebuchet MS" w:cs="Trebuchet MS"/>
                                     <w:color w:val="000000"/>
-                                    <w:sz w:val="8"/>
-                                    <w:szCs w:val="8"/>
+                                    <w:sz w:val="24"/>
+                                    <w:szCs w:val="24"/>
                                   </w:rPr>
                                   <w:t xml:space="preserve">Landfill</w:t>
                                 </w:r>
@@ -118,8 +118,8 @@
                                   <w:rPr>
                                     <w:rFonts w:ascii="Trebuchet MS" w:hAnsi="Trebuchet MS" w:cs="Trebuchet MS"/>
                                     <w:color w:val="000000"/>
-                                    <w:sz w:val="8"/>
-                                    <w:szCs w:val="8"/>
+                                    <w:sz w:val="24"/>
+                                    <w:szCs w:val="24"/>
                                   </w:rPr>
                                   <w:t xml:space="preserve">Active Cell</w:t>
                                 </w:r>
@@ -160,8 +160,8 @@
                                   <w:rPr>
                                     <w:rFonts w:ascii="Trebuchet MS" w:hAnsi="Trebuchet MS" w:cs="Trebuchet MS"/>
                                     <w:color w:val="000000"/>
-                                    <w:sz w:val="8"/>
-                                    <w:szCs w:val="8"/>
+                                    <w:sz w:val="24"/>
+                                    <w:szCs w:val="24"/>
                                   </w:rPr>
                                   <w:t xml:space="preserve">Cover</w:t>
                                 </w:r>
@@ -200,8 +200,8 @@
                                   <w:rPr>
                                     <w:rFonts w:ascii="Trebuchet MS" w:hAnsi="Trebuchet MS" w:cs="Trebuchet MS"/>
                                     <w:color w:val="000000"/>
-                                    <w:sz w:val="8"/>
-                                    <w:szCs w:val="8"/>
+                                    <w:sz w:val="24"/>
+                                    <w:szCs w:val="24"/>
                                   </w:rPr>
                                   <w:t xml:space="preserve">Compaction</w:t>
                                 </w:r>
@@ -254,8 +254,8 @@
                                   <w:rPr>
                                     <w:rFonts w:ascii="Trebuchet MS" w:hAnsi="Trebuchet MS" w:cs="Trebuchet MS"/>
                                     <w:color w:val="000000"/>
-                                    <w:sz w:val="8"/>
-                                    <w:szCs w:val="8"/>
+                                    <w:sz w:val="24"/>
+                                    <w:szCs w:val="24"/>
                                   </w:rPr>
                                   <w:t xml:space="preserve">Municipal</w:t>
                                 </w:r>
@@ -296,8 +296,8 @@
                                   <w:rPr>
                                     <w:rFonts w:ascii="Trebuchet MS" w:hAnsi="Trebuchet MS" w:cs="Trebuchet MS"/>
                                     <w:color w:val="000000"/>
-                                    <w:sz w:val="8"/>
-                                    <w:szCs w:val="8"/>
+                                    <w:sz w:val="24"/>
+                                    <w:szCs w:val="24"/>
                                   </w:rPr>
                                   <w:t xml:space="preserve">Resident sorting</w:t>
                                 </w:r>
@@ -338,8 +338,8 @@
                                   <w:rPr>
                                     <w:rFonts w:ascii="Trebuchet MS" w:hAnsi="Trebuchet MS" w:cs="Trebuchet MS"/>
                                     <w:color w:val="000000"/>
-                                    <w:sz w:val="8"/>
-                                    <w:szCs w:val="8"/>
+                                    <w:sz w:val="24"/>
+                                    <w:szCs w:val="24"/>
                                   </w:rPr>
                                   <w:t xml:space="preserve">Kerbside Collection</w:t>
                                 </w:r>
@@ -413,8 +413,8 @@
                                     <w:rPr>
                                       <w:rFonts w:ascii="Trebuchet MS" w:hAnsi="Trebuchet MS" w:cs="Trebuchet MS"/>
                                       <w:color w:val="000000"/>
-                                      <w:sz w:val="8"/>
-                                      <w:szCs w:val="8"/>
+                                      <w:sz w:val="24"/>
+                                      <w:szCs w:val="24"/>
                                     </w:rPr>
                                     <w:t xml:space="preserve">Collection Screening</w:t>
                                   </w:r>
@@ -489,8 +489,8 @@
                                     <w:rPr>
                                       <w:rFonts w:ascii="Trebuchet MS" w:hAnsi="Trebuchet MS" w:cs="Trebuchet MS"/>
                                       <w:color w:val="000000"/>
-                                      <w:sz w:val="8"/>
-                                      <w:szCs w:val="8"/>
+                                      <w:sz w:val="24"/>
+                                      <w:szCs w:val="24"/>
                                     </w:rPr>
                                     <w:t xml:space="preserve">Not collected</w:t>
                                   </w:r>
@@ -544,8 +544,8 @@
                                   <w:rPr>
                                     <w:rFonts w:ascii="Trebuchet MS" w:hAnsi="Trebuchet MS" w:cs="Trebuchet MS"/>
                                     <w:color w:val="000000"/>
-                                    <w:sz w:val="8"/>
-                                    <w:szCs w:val="8"/>
+                                    <w:sz w:val="24"/>
+                                    <w:szCs w:val="24"/>
                                   </w:rPr>
                                   <w:t xml:space="preserve">Resource&amp;Recovery</w:t>
                                 </w:r>
@@ -586,8 +586,8 @@
                                   <w:rPr>
                                     <w:rFonts w:ascii="Trebuchet MS" w:hAnsi="Trebuchet MS" w:cs="Trebuchet MS"/>
                                     <w:color w:val="000000"/>
-                                    <w:sz w:val="8"/>
-                                    <w:szCs w:val="8"/>
+                                    <w:sz w:val="24"/>
+                                    <w:szCs w:val="24"/>
                                   </w:rPr>
                                   <w:t xml:space="preserve">Stockpiles</w:t>
                                 </w:r>
@@ -661,8 +661,8 @@
                                     <w:rPr>
                                       <w:rFonts w:ascii="Trebuchet MS" w:hAnsi="Trebuchet MS" w:cs="Trebuchet MS"/>
                                       <w:color w:val="000000"/>
-                                      <w:sz w:val="8"/>
-                                      <w:szCs w:val="8"/>
+                                      <w:sz w:val="24"/>
+                                      <w:szCs w:val="24"/>
                                     </w:rPr>
                                     <w:t xml:space="preserve">Tertiary Screening</w:t>
                                   </w:r>
@@ -737,8 +737,8 @@
                                     <w:rPr>
                                       <w:rFonts w:ascii="Trebuchet MS" w:hAnsi="Trebuchet MS" w:cs="Trebuchet MS"/>
                                       <w:color w:val="000000"/>
-                                      <w:sz w:val="8"/>
-                                      <w:szCs w:val="8"/>
+                                      <w:sz w:val="24"/>
+                                      <w:szCs w:val="24"/>
                                     </w:rPr>
                                     <w:t xml:space="preserve">Transport Off Site</w:t>
                                   </w:r>
@@ -792,8 +792,8 @@
                                   <w:rPr>
                                     <w:rFonts w:ascii="Trebuchet MS" w:hAnsi="Trebuchet MS" w:cs="Trebuchet MS"/>
                                     <w:color w:val="000000"/>
-                                    <w:sz w:val="8"/>
-                                    <w:szCs w:val="8"/>
+                                    <w:sz w:val="24"/>
+                                    <w:szCs w:val="24"/>
                                   </w:rPr>
                                   <w:t xml:space="preserve">Domestic/Commercial</w:t>
                                 </w:r>
@@ -845,8 +845,8 @@
                                     <w:rPr>
                                       <w:rFonts w:ascii="Trebuchet MS" w:hAnsi="Trebuchet MS" w:cs="Trebuchet MS"/>
                                       <w:color w:val="000000"/>
-                                      <w:sz w:val="8"/>
-                                      <w:szCs w:val="8"/>
+                                      <w:sz w:val="24"/>
+                                      <w:szCs w:val="24"/>
                                     </w:rPr>
                                     <w:t xml:space="preserve">Small Vehicle Area</w:t>
                                   </w:r>
@@ -920,8 +920,8 @@
                                       <w:rPr>
                                         <w:rFonts w:ascii="Trebuchet MS" w:hAnsi="Trebuchet MS" w:cs="Trebuchet MS"/>
                                         <w:color w:val="000000"/>
-                                        <w:sz w:val="8"/>
-                                        <w:szCs w:val="8"/>
+                                        <w:sz w:val="24"/>
+                                        <w:szCs w:val="24"/>
                                       </w:rPr>
                                       <w:t xml:space="preserve">Secondary Screening</w:t>
                                     </w:r>
@@ -963,8 +963,8 @@
                                     <w:rPr>
                                       <w:rFonts w:ascii="Trebuchet MS" w:hAnsi="Trebuchet MS" w:cs="Trebuchet MS"/>
                                       <w:color w:val="000000"/>
-                                      <w:sz w:val="8"/>
-                                      <w:szCs w:val="8"/>
+                                      <w:sz w:val="24"/>
+                                      <w:szCs w:val="24"/>
                                     </w:rPr>
                                     <w:t xml:space="preserve">Reuse Shed</w:t>
                                   </w:r>
@@ -1005,8 +1005,8 @@
                                     <w:rPr>
                                       <w:rFonts w:ascii="Trebuchet MS" w:hAnsi="Trebuchet MS" w:cs="Trebuchet MS"/>
                                       <w:color w:val="000000"/>
-                                      <w:sz w:val="8"/>
-                                      <w:szCs w:val="8"/>
+                                      <w:sz w:val="24"/>
+                                      <w:szCs w:val="24"/>
                                     </w:rPr>
                                     <w:t xml:space="preserve">Small Vehicle Area Bins</w:t>
                                   </w:r>
@@ -1059,8 +1059,8 @@
                                     <w:rPr>
                                       <w:rFonts w:ascii="Trebuchet MS" w:hAnsi="Trebuchet MS" w:cs="Trebuchet MS"/>
                                       <w:color w:val="000000"/>
-                                      <w:sz w:val="8"/>
-                                      <w:szCs w:val="8"/>
+                                      <w:sz w:val="24"/>
+                                      <w:szCs w:val="24"/>
                                     </w:rPr>
                                     <w:t xml:space="preserve">Gatehouse</w:t>
                                   </w:r>
@@ -1134,8 +1134,8 @@
                                       <w:rPr>
                                         <w:rFonts w:ascii="Trebuchet MS" w:hAnsi="Trebuchet MS" w:cs="Trebuchet MS"/>
                                         <w:color w:val="000000"/>
-                                        <w:sz w:val="8"/>
-                                        <w:szCs w:val="8"/>
+                                        <w:sz w:val="24"/>
+                                        <w:szCs w:val="24"/>
                                       </w:rPr>
                                       <w:t xml:space="preserve">Initial Screening</w:t>
                                     </w:r>
@@ -1211,8 +1211,8 @@
                                     <w:rPr>
                                       <w:rFonts w:ascii="Trebuchet MS" w:hAnsi="Trebuchet MS" w:cs="Trebuchet MS"/>
                                       <w:color w:val="000000"/>
-                                      <w:sz w:val="8"/>
-                                      <w:szCs w:val="8"/>
+                                      <w:sz w:val="24"/>
+                                      <w:szCs w:val="24"/>
                                     </w:rPr>
                                     <w:t xml:space="preserve">Exit site</w:t>
                                   </w:r>

--- a/dev/waste-CSM.docx
+++ b/dev/waste-CSM.docx
@@ -12,13 +12,13 @@
             <w:drawing>
               <wp:anchor distT="0" distB="0" distL="114300" distR="114300" simplePos="0" relativeHeight="251658240" behindDoc="0" locked="0" layoutInCell="1" allowOverlap="1">
                 <wp:simplePos x="0" y="0"/>
-                <wp:positionH relativeFrom="page">
-                  <wp:posOffset>914400</wp:posOffset>
+                <wp:positionH relativeFrom="column">
+                  <wp:align>center</wp:align>
                 </wp:positionH>
                 <wp:positionV relativeFrom="page">
-                  <wp:posOffset>914400</wp:posOffset>
+                  <wp:posOffset>91440</wp:posOffset>
                 </wp:positionV>
-                <wp:extent cx="5486400" cy="4711141"/>
+                <wp:extent cx="8593520" cy="7379208"/>
                 <wp:effectExtent l="0" t="0" r="0" b="0"/>
                 <wp:wrapNone/>
                 <wp:docPr id="1" name="mermaid:diagram" descr="{}"/>
@@ -30,9 +30,9 @@
                       <wpg:grpSpPr>
                         <a:xfrm>
                           <a:off x="0" y="0"/>
-                          <a:ext cx="5486400" cy="4711141"/>
+                          <a:ext cx="8593520" cy="7379208"/>
                           <a:chOff x="0" y="0"/>
-                          <a:chExt cx="5486400" cy="4711141"/>
+                          <a:chExt cx="8593520" cy="7379208"/>
                         </a:xfrm>
                       </wpg:grpSpPr>
                       <wpg:grpSp>
@@ -40,10 +40,10 @@
                         <wpg:cNvGrpSpPr/>
                         <wpg:grpSpPr>
                           <a:xfrm>
-                            <a:off x="621634" y="3686980"/>
-                            <a:ext cx="3539173" cy="998151"/>
+                            <a:off x="973685" y="5775032"/>
+                            <a:ext cx="5543517" cy="1563435"/>
                             <a:chOff x="0" y="0"/>
-                            <a:chExt cx="3539173" cy="998151"/>
+                            <a:chExt cx="5543517" cy="1563435"/>
                           </a:xfrm>
                         </wpg:grpSpPr>
                         <wps:wsp>
@@ -54,13 +54,13 @@
                           <wps:spPr>
                             <a:xfrm>
                               <a:off x="0" y="0"/>
-                              <a:ext cx="3539173" cy="998151"/>
+                              <a:ext cx="5543517" cy="1563435"/>
                             </a:xfrm>
                             <a:prstGeom prst="rect">
                               <a:avLst/>
                             </a:prstGeom>
                             <a:noFill/>
-                            <a:ln w="6502">
+                            <a:ln w="10185">
                               <a:solidFill>
                                 <a:srgbClr val="AAAA33"/>
                               </a:solidFill>
@@ -76,8 +76,8 @@
                                   <w:rPr>
                                     <w:rFonts w:ascii="Trebuchet MS" w:hAnsi="Trebuchet MS" w:cs="Trebuchet MS"/>
                                     <w:color w:val="000000"/>
-                                    <w:sz w:val="24"/>
-                                    <w:szCs w:val="24"/>
+                                    <w:sz w:val="14"/>
+                                    <w:szCs w:val="14"/>
                                   </w:rPr>
                                   <w:t xml:space="preserve">Landfill</w:t>
                                 </w:r>
@@ -95,14 +95,14 @@
                           </wps:cNvSpPr>
                           <wps:spPr>
                             <a:xfrm>
-                              <a:off x="2409834" y="578733"/>
-                              <a:ext cx="446673" cy="175570"/>
+                              <a:off x="3774597" y="906486"/>
+                              <a:ext cx="699639" cy="275002"/>
                             </a:xfrm>
                             <a:prstGeom prst="rect">
                               <a:avLst/>
                             </a:prstGeom>
                             <a:noFill/>
-                            <a:ln w="6502">
+                            <a:ln w="10185">
                               <a:solidFill>
                                 <a:srgbClr val="5E504E"/>
                               </a:solidFill>
@@ -118,8 +118,8 @@
                                   <w:rPr>
                                     <w:rFonts w:ascii="Trebuchet MS" w:hAnsi="Trebuchet MS" w:cs="Trebuchet MS"/>
                                     <w:color w:val="000000"/>
-                                    <w:sz w:val="24"/>
-                                    <w:szCs w:val="24"/>
+                                    <w:sz w:val="14"/>
+                                    <w:szCs w:val="14"/>
                                   </w:rPr>
                                   <w:t xml:space="preserve">Active Cell</w:t>
                                 </w:r>
@@ -137,14 +137,14 @@
                           </wps:cNvSpPr>
                           <wps:spPr>
                             <a:xfrm>
-                              <a:off x="2514301" y="162566"/>
-                              <a:ext cx="328179" cy="175570"/>
+                              <a:off x="3938228" y="254631"/>
+                              <a:ext cx="514036" cy="275002"/>
                             </a:xfrm>
                             <a:prstGeom prst="rect">
                               <a:avLst/>
                             </a:prstGeom>
                             <a:noFill/>
-                            <a:ln w="6502">
+                            <a:ln w="10185">
                               <a:solidFill>
                                 <a:srgbClr val="5E504E"/>
                               </a:solidFill>
@@ -160,8 +160,8 @@
                                   <w:rPr>
                                     <w:rFonts w:ascii="Trebuchet MS" w:hAnsi="Trebuchet MS" w:cs="Trebuchet MS"/>
                                     <w:color w:val="000000"/>
-                                    <w:sz w:val="24"/>
-                                    <w:szCs w:val="24"/>
+                                    <w:sz w:val="14"/>
+                                    <w:szCs w:val="14"/>
                                   </w:rPr>
                                   <w:t xml:space="preserve">Cover</w:t>
                                 </w:r>
@@ -179,8 +179,8 @@
                           </wps:cNvSpPr>
                           <wps:spPr>
                             <a:xfrm>
-                              <a:off x="3005045" y="186951"/>
-                              <a:ext cx="324851" cy="126801"/>
+                              <a:off x="4706895" y="292826"/>
+                              <a:ext cx="508824" cy="198612"/>
                             </a:xfrm>
                             <a:prstGeom prst="rect">
                               <a:avLst/>
@@ -200,8 +200,8 @@
                                   <w:rPr>
                                     <w:rFonts w:ascii="Trebuchet MS" w:hAnsi="Trebuchet MS" w:cs="Trebuchet MS"/>
                                     <w:color w:val="000000"/>
-                                    <w:sz w:val="24"/>
-                                    <w:szCs w:val="24"/>
+                                    <w:sz w:val="14"/>
+                                    <w:szCs w:val="14"/>
                                   </w:rPr>
                                   <w:t xml:space="preserve">Compaction</w:t>
                                 </w:r>
@@ -218,10 +218,10 @@
                         <wpg:cNvGrpSpPr/>
                         <wpg:grpSpPr>
                           <a:xfrm>
-                            <a:off x="26010" y="962386"/>
-                            <a:ext cx="1065285" cy="2562029"/>
+                            <a:off x="40741" y="1507416"/>
+                            <a:ext cx="1668589" cy="4012985"/>
                             <a:chOff x="0" y="0"/>
-                            <a:chExt cx="1065285" cy="2562029"/>
+                            <a:chExt cx="1668589" cy="4012985"/>
                           </a:xfrm>
                         </wpg:grpSpPr>
                         <wps:wsp>
@@ -232,13 +232,13 @@
                           <wps:spPr>
                             <a:xfrm>
                               <a:off x="0" y="0"/>
-                              <a:ext cx="1065285" cy="2562029"/>
+                              <a:ext cx="1668589" cy="4012985"/>
                             </a:xfrm>
                             <a:prstGeom prst="rect">
                               <a:avLst/>
                             </a:prstGeom>
                             <a:noFill/>
-                            <a:ln w="6502">
+                            <a:ln w="10185">
                               <a:solidFill>
                                 <a:srgbClr val="AAAA33"/>
                               </a:solidFill>
@@ -254,8 +254,8 @@
                                   <w:rPr>
                                     <w:rFonts w:ascii="Trebuchet MS" w:hAnsi="Trebuchet MS" w:cs="Trebuchet MS"/>
                                     <w:color w:val="000000"/>
-                                    <w:sz w:val="24"/>
-                                    <w:szCs w:val="24"/>
+                                    <w:sz w:val="14"/>
+                                    <w:szCs w:val="14"/>
                                   </w:rPr>
                                   <w:t xml:space="preserve">Municipal</w:t>
                                 </w:r>
@@ -273,14 +273,14 @@
                           </wps:cNvSpPr>
                           <wps:spPr>
                             <a:xfrm>
-                              <a:off x="261432" y="325131"/>
-                              <a:ext cx="568775" cy="175570"/>
+                              <a:off x="409489" y="509262"/>
+                              <a:ext cx="890890" cy="275002"/>
                             </a:xfrm>
                             <a:prstGeom prst="rect">
                               <a:avLst/>
                             </a:prstGeom>
                             <a:noFill/>
-                            <a:ln w="6502">
+                            <a:ln w="10185">
                               <a:solidFill>
                                 <a:srgbClr val="5E504E"/>
                               </a:solidFill>
@@ -296,8 +296,8 @@
                                   <w:rPr>
                                     <w:rFonts w:ascii="Trebuchet MS" w:hAnsi="Trebuchet MS" w:cs="Trebuchet MS"/>
                                     <w:color w:val="000000"/>
-                                    <w:sz w:val="24"/>
-                                    <w:szCs w:val="24"/>
+                                    <w:sz w:val="14"/>
+                                    <w:szCs w:val="14"/>
                                   </w:rPr>
                                   <w:t xml:space="preserve">Resident sorting</w:t>
                                 </w:r>
@@ -315,14 +315,14 @@
                           </wps:cNvSpPr>
                           <wps:spPr>
                             <a:xfrm>
-                              <a:off x="223051" y="741298"/>
-                              <a:ext cx="645537" cy="175570"/>
+                              <a:off x="349372" y="1161117"/>
+                              <a:ext cx="1011124" cy="275002"/>
                             </a:xfrm>
                             <a:prstGeom prst="rect">
                               <a:avLst/>
                             </a:prstGeom>
                             <a:noFill/>
-                            <a:ln w="6502">
+                            <a:ln w="10185">
                               <a:solidFill>
                                 <a:srgbClr val="5E504E"/>
                               </a:solidFill>
@@ -338,8 +338,8 @@
                                   <w:rPr>
                                     <w:rFonts w:ascii="Trebuchet MS" w:hAnsi="Trebuchet MS" w:cs="Trebuchet MS"/>
                                     <w:color w:val="000000"/>
-                                    <w:sz w:val="24"/>
-                                    <w:szCs w:val="24"/>
+                                    <w:sz w:val="14"/>
+                                    <w:szCs w:val="14"/>
                                   </w:rPr>
                                   <w:t xml:space="preserve">Kerbside Collection</w:t>
                                 </w:r>
@@ -355,10 +355,10 @@
                           <wpg:cNvGrpSpPr/>
                           <wpg:grpSpPr>
                             <a:xfrm>
-                              <a:off x="251309" y="1344415"/>
-                              <a:ext cx="589020" cy="126801"/>
+                              <a:off x="393634" y="2105799"/>
+                              <a:ext cx="922600" cy="198612"/>
                               <a:chOff x="0" y="0"/>
-                              <a:chExt cx="589020" cy="126801"/>
+                              <a:chExt cx="922600" cy="198612"/>
                             </a:xfrm>
                           </wpg:grpSpPr>
                           <wps:wsp>
@@ -369,13 +369,13 @@
                             <wps:spPr>
                               <a:xfrm>
                                 <a:off x="0" y="0"/>
-                                <a:ext cx="589020" cy="126801"/>
+                                <a:ext cx="922600" cy="198612"/>
                               </a:xfrm>
                               <a:prstGeom prst="hexagon">
                                 <a:avLst/>
                               </a:prstGeom>
                               <a:noFill/>
-                              <a:ln w="6502">
+                              <a:ln w="10185">
                                 <a:solidFill>
                                   <a:srgbClr val="5E504E"/>
                                 </a:solidFill>
@@ -392,8 +392,8 @@
                             </wps:cNvSpPr>
                             <wps:spPr>
                               <a:xfrm>
-                                <a:off x="56085" y="24385"/>
-                                <a:ext cx="476850" cy="78031"/>
+                                <a:off x="87847" y="38194"/>
+                                <a:ext cx="746905" cy="122223"/>
                               </a:xfrm>
                               <a:prstGeom prst="rect">
                                 <a:avLst/>
@@ -413,8 +413,8 @@
                                     <w:rPr>
                                       <w:rFonts w:ascii="Trebuchet MS" w:hAnsi="Trebuchet MS" w:cs="Trebuchet MS"/>
                                       <w:color w:val="000000"/>
-                                      <w:sz w:val="24"/>
-                                      <w:szCs w:val="24"/>
+                                      <w:sz w:val="14"/>
+                                      <w:szCs w:val="14"/>
                                     </w:rPr>
                                     <w:t xml:space="preserve">Collection Screening</w:t>
                                   </w:r>
@@ -431,10 +431,10 @@
                           <wpg:cNvGrpSpPr/>
                           <wpg:grpSpPr>
                             <a:xfrm>
-                              <a:off x="193459" y="2223893"/>
-                              <a:ext cx="586988" cy="175570"/>
+                              <a:off x="303021" y="3483353"/>
+                              <a:ext cx="919417" cy="275002"/>
                               <a:chOff x="0" y="0"/>
-                              <a:chExt cx="586988" cy="175570"/>
+                              <a:chExt cx="919417" cy="275002"/>
                             </a:xfrm>
                           </wpg:grpSpPr>
                           <wps:wsp>
@@ -445,13 +445,13 @@
                             <wps:spPr>
                               <a:xfrm>
                                 <a:off x="0" y="0"/>
-                                <a:ext cx="586988" cy="175570"/>
+                                <a:ext cx="919417" cy="275002"/>
                               </a:xfrm>
                               <a:prstGeom prst="diamond">
                                 <a:avLst/>
                               </a:prstGeom>
                               <a:noFill/>
-                              <a:ln w="6502">
+                              <a:ln w="10185">
                                 <a:solidFill>
                                   <a:srgbClr val="5E504E"/>
                                 </a:solidFill>
@@ -468,8 +468,8 @@
                             </wps:cNvSpPr>
                             <wps:spPr>
                               <a:xfrm>
-                                <a:off x="136555" y="48769"/>
-                                <a:ext cx="313878" cy="78031"/>
+                                <a:off x="213890" y="76389"/>
+                                <a:ext cx="491637" cy="122223"/>
                               </a:xfrm>
                               <a:prstGeom prst="rect">
                                 <a:avLst/>
@@ -489,8 +489,8 @@
                                     <w:rPr>
                                       <w:rFonts w:ascii="Trebuchet MS" w:hAnsi="Trebuchet MS" w:cs="Trebuchet MS"/>
                                       <w:color w:val="000000"/>
-                                      <w:sz w:val="24"/>
-                                      <w:szCs w:val="24"/>
+                                      <w:sz w:val="14"/>
+                                      <w:szCs w:val="14"/>
                                     </w:rPr>
                                     <w:t xml:space="preserve">Not collected</w:t>
                                   </w:r>
@@ -508,10 +508,10 @@
                         <wpg:cNvGrpSpPr/>
                         <wpg:grpSpPr>
                           <a:xfrm>
-                            <a:off x="4290859" y="3023714"/>
-                            <a:ext cx="1104504" cy="1580134"/>
+                            <a:off x="6720907" y="4736138"/>
+                            <a:ext cx="1730019" cy="2475014"/>
                             <a:chOff x="0" y="0"/>
-                            <a:chExt cx="1104504" cy="1580134"/>
+                            <a:chExt cx="1730019" cy="2475014"/>
                           </a:xfrm>
                         </wpg:grpSpPr>
                         <wps:wsp>
@@ -522,13 +522,13 @@
                           <wps:spPr>
                             <a:xfrm>
                               <a:off x="0" y="0"/>
-                              <a:ext cx="1104504" cy="1580134"/>
+                              <a:ext cx="1730019" cy="2475014"/>
                             </a:xfrm>
                             <a:prstGeom prst="rect">
                               <a:avLst/>
                             </a:prstGeom>
                             <a:noFill/>
-                            <a:ln w="6502">
+                            <a:ln w="10185">
                               <a:solidFill>
                                 <a:srgbClr val="AAAA33"/>
                               </a:solidFill>
@@ -544,8 +544,8 @@
                                   <w:rPr>
                                     <w:rFonts w:ascii="Trebuchet MS" w:hAnsi="Trebuchet MS" w:cs="Trebuchet MS"/>
                                     <w:color w:val="000000"/>
-                                    <w:sz w:val="24"/>
-                                    <w:szCs w:val="24"/>
+                                    <w:sz w:val="14"/>
+                                    <w:szCs w:val="14"/>
                                   </w:rPr>
                                   <w:t xml:space="preserve">Resource&amp;Recovery</w:t>
                                 </w:r>
@@ -563,14 +563,14 @@
                           </wps:cNvSpPr>
                           <wps:spPr>
                             <a:xfrm>
-                              <a:off x="315136" y="162566"/>
-                              <a:ext cx="429223" cy="175570"/>
+                              <a:off x="493606" y="254631"/>
+                              <a:ext cx="672306" cy="275002"/>
                             </a:xfrm>
                             <a:prstGeom prst="rect">
                               <a:avLst/>
                             </a:prstGeom>
                             <a:noFill/>
-                            <a:ln w="6502">
+                            <a:ln w="10185">
                               <a:solidFill>
                                 <a:srgbClr val="5E504E"/>
                               </a:solidFill>
@@ -586,8 +586,8 @@
                                   <w:rPr>
                                     <w:rFonts w:ascii="Trebuchet MS" w:hAnsi="Trebuchet MS" w:cs="Trebuchet MS"/>
                                     <w:color w:val="000000"/>
-                                    <w:sz w:val="24"/>
-                                    <w:szCs w:val="24"/>
+                                    <w:sz w:val="14"/>
+                                    <w:szCs w:val="14"/>
                                   </w:rPr>
                                   <w:t xml:space="preserve">Stockpiles</w:t>
                                 </w:r>
@@ -603,10 +603,10 @@
                           <wpg:cNvGrpSpPr/>
                           <wpg:grpSpPr>
                             <a:xfrm>
-                              <a:off x="262569" y="850217"/>
-                              <a:ext cx="534357" cy="126801"/>
+                              <a:off x="411269" y="1331721"/>
+                              <a:ext cx="836980" cy="198612"/>
                               <a:chOff x="0" y="0"/>
-                              <a:chExt cx="534357" cy="126801"/>
+                              <a:chExt cx="836980" cy="198612"/>
                             </a:xfrm>
                           </wpg:grpSpPr>
                           <wps:wsp>
@@ -617,13 +617,13 @@
                             <wps:spPr>
                               <a:xfrm>
                                 <a:off x="0" y="0"/>
-                                <a:ext cx="534357" cy="126801"/>
+                                <a:ext cx="836980" cy="198612"/>
                               </a:xfrm>
                               <a:prstGeom prst="hexagon">
                                 <a:avLst/>
                               </a:prstGeom>
                               <a:noFill/>
-                              <a:ln w="6502">
+                              <a:ln w="10185">
                                 <a:solidFill>
                                   <a:srgbClr val="5E504E"/>
                                 </a:solidFill>
@@ -640,8 +640,8 @@
                             </wps:cNvSpPr>
                             <wps:spPr>
                               <a:xfrm>
-                                <a:off x="56085" y="24385"/>
-                                <a:ext cx="422187" cy="78031"/>
+                                <a:off x="87847" y="38194"/>
+                                <a:ext cx="661285" cy="122223"/>
                               </a:xfrm>
                               <a:prstGeom prst="rect">
                                 <a:avLst/>
@@ -661,8 +661,8 @@
                                     <w:rPr>
                                       <w:rFonts w:ascii="Trebuchet MS" w:hAnsi="Trebuchet MS" w:cs="Trebuchet MS"/>
                                       <w:color w:val="000000"/>
-                                      <w:sz w:val="24"/>
-                                      <w:szCs w:val="24"/>
+                                      <w:sz w:val="14"/>
+                                      <w:szCs w:val="14"/>
                                     </w:rPr>
                                     <w:t xml:space="preserve">Tertiary Screening</w:t>
                                   </w:r>
@@ -679,10 +679,10 @@
                           <wpg:cNvGrpSpPr/>
                           <wpg:grpSpPr>
                             <a:xfrm>
-                              <a:off x="239606" y="1241999"/>
-                              <a:ext cx="686076" cy="175570"/>
+                              <a:off x="375303" y="1945381"/>
+                              <a:ext cx="1074623" cy="275002"/>
                               <a:chOff x="0" y="0"/>
-                              <a:chExt cx="686076" cy="175570"/>
+                              <a:chExt cx="1074623" cy="275002"/>
                             </a:xfrm>
                           </wpg:grpSpPr>
                           <wps:wsp>
@@ -693,13 +693,13 @@
                             <wps:spPr>
                               <a:xfrm>
                                 <a:off x="0" y="0"/>
-                                <a:ext cx="686076" cy="175570"/>
+                                <a:ext cx="1074623" cy="275002"/>
                               </a:xfrm>
                               <a:prstGeom prst="diamond">
                                 <a:avLst/>
                               </a:prstGeom>
                               <a:noFill/>
-                              <a:ln w="6502">
+                              <a:ln w="10185">
                                 <a:solidFill>
                                   <a:srgbClr val="5E504E"/>
                                 </a:solidFill>
@@ -716,8 +716,8 @@
                             </wps:cNvSpPr>
                             <wps:spPr>
                               <a:xfrm>
-                                <a:off x="136554" y="48769"/>
-                                <a:ext cx="412967" cy="78031"/>
+                                <a:off x="213890" y="76389"/>
+                                <a:ext cx="646842" cy="122223"/>
                               </a:xfrm>
                               <a:prstGeom prst="rect">
                                 <a:avLst/>
@@ -737,8 +737,8 @@
                                     <w:rPr>
                                       <w:rFonts w:ascii="Trebuchet MS" w:hAnsi="Trebuchet MS" w:cs="Trebuchet MS"/>
                                       <w:color w:val="000000"/>
-                                      <w:sz w:val="24"/>
-                                      <w:szCs w:val="24"/>
+                                      <w:sz w:val="14"/>
+                                      <w:szCs w:val="14"/>
                                     </w:rPr>
                                     <w:t xml:space="preserve">Transport Off Site</w:t>
                                   </w:r>
@@ -756,10 +756,10 @@
                         <wpg:cNvGrpSpPr/>
                         <wpg:grpSpPr>
                           <a:xfrm>
-                            <a:off x="1221348" y="107293"/>
-                            <a:ext cx="3883913" cy="2513259"/>
+                            <a:off x="1913035" y="168056"/>
+                            <a:ext cx="6083494" cy="3936596"/>
                             <a:chOff x="0" y="0"/>
-                            <a:chExt cx="3883913" cy="2513259"/>
+                            <a:chExt cx="6083494" cy="3936596"/>
                           </a:xfrm>
                         </wpg:grpSpPr>
                         <wps:wsp>
@@ -770,13 +770,13 @@
                           <wps:spPr>
                             <a:xfrm>
                               <a:off x="0" y="0"/>
-                              <a:ext cx="3883913" cy="2513259"/>
+                              <a:ext cx="6083494" cy="3936596"/>
                             </a:xfrm>
                             <a:prstGeom prst="rect">
                               <a:avLst/>
                             </a:prstGeom>
                             <a:noFill/>
-                            <a:ln w="6502">
+                            <a:ln w="10185">
                               <a:solidFill>
                                 <a:srgbClr val="AAAA33"/>
                               </a:solidFill>
@@ -792,8 +792,8 @@
                                   <w:rPr>
                                     <w:rFonts w:ascii="Trebuchet MS" w:hAnsi="Trebuchet MS" w:cs="Trebuchet MS"/>
                                     <w:color w:val="000000"/>
-                                    <w:sz w:val="24"/>
-                                    <w:szCs w:val="24"/>
+                                    <w:sz w:val="14"/>
+                                    <w:szCs w:val="14"/>
                                   </w:rPr>
                                   <w:t xml:space="preserve">Domestic/Commercial</w:t>
                                 </w:r>
@@ -809,10 +809,10 @@
                           <wpg:cNvGrpSpPr/>
                           <wpg:grpSpPr>
                             <a:xfrm>
-                              <a:off x="696033" y="1017659"/>
-                              <a:ext cx="3057827" cy="916868"/>
+                              <a:off x="1090219" y="1593990"/>
+                              <a:ext cx="4789570" cy="1436119"/>
                               <a:chOff x="0" y="0"/>
-                              <a:chExt cx="3057827" cy="916868"/>
+                              <a:chExt cx="4789570" cy="1436119"/>
                             </a:xfrm>
                           </wpg:grpSpPr>
                           <wps:wsp>
@@ -823,13 +823,13 @@
                             <wps:spPr>
                               <a:xfrm>
                                 <a:off x="0" y="0"/>
-                                <a:ext cx="3057827" cy="916868"/>
+                                <a:ext cx="4789570" cy="1436119"/>
                               </a:xfrm>
                               <a:prstGeom prst="rect">
                                 <a:avLst/>
                               </a:prstGeom>
                               <a:noFill/>
-                              <a:ln w="6502">
+                              <a:ln w="10185">
                                 <a:solidFill>
                                   <a:srgbClr val="AAAA33"/>
                                 </a:solidFill>
@@ -845,8 +845,8 @@
                                     <w:rPr>
                                       <w:rFonts w:ascii="Trebuchet MS" w:hAnsi="Trebuchet MS" w:cs="Trebuchet MS"/>
                                       <w:color w:val="000000"/>
-                                      <w:sz w:val="24"/>
-                                      <w:szCs w:val="24"/>
+                                      <w:sz w:val="14"/>
+                                      <w:szCs w:val="14"/>
                                     </w:rPr>
                                     <w:t xml:space="preserve">Small Vehicle Area</w:t>
                                   </w:r>
@@ -862,10 +862,10 @@
                             <wpg:cNvGrpSpPr/>
                             <wpg:grpSpPr>
                               <a:xfrm>
-                                <a:off x="752283" y="186951"/>
-                                <a:ext cx="591052" cy="126801"/>
+                                <a:off x="1178326" y="292826"/>
+                                <a:ext cx="925783" cy="198612"/>
                                 <a:chOff x="0" y="0"/>
-                                <a:chExt cx="591052" cy="126801"/>
+                                <a:chExt cx="925783" cy="198612"/>
                               </a:xfrm>
                             </wpg:grpSpPr>
                             <wps:wsp>
@@ -876,13 +876,13 @@
                               <wps:spPr>
                                 <a:xfrm>
                                   <a:off x="0" y="0"/>
-                                  <a:ext cx="591052" cy="126801"/>
+                                  <a:ext cx="925783" cy="198612"/>
                                 </a:xfrm>
                                 <a:prstGeom prst="hexagon">
                                   <a:avLst/>
                                 </a:prstGeom>
                                 <a:noFill/>
-                                <a:ln w="6502">
+                                <a:ln w="10185">
                                   <a:solidFill>
                                     <a:srgbClr val="5E504E"/>
                                   </a:solidFill>
@@ -899,8 +899,8 @@
                               </wps:cNvSpPr>
                               <wps:spPr>
                                 <a:xfrm>
-                                  <a:off x="56085" y="24385"/>
-                                  <a:ext cx="478882" cy="78031"/>
+                                  <a:off x="87848" y="38194"/>
+                                  <a:ext cx="750087" cy="122223"/>
                                 </a:xfrm>
                                 <a:prstGeom prst="rect">
                                   <a:avLst/>
@@ -920,8 +920,8 @@
                                       <w:rPr>
                                         <w:rFonts w:ascii="Trebuchet MS" w:hAnsi="Trebuchet MS" w:cs="Trebuchet MS"/>
                                         <w:color w:val="000000"/>
-                                        <w:sz w:val="24"/>
-                                        <w:szCs w:val="24"/>
+                                        <w:sz w:val="14"/>
+                                        <w:szCs w:val="14"/>
                                       </w:rPr>
                                       <w:t xml:space="preserve">Secondary Screening</w:t>
                                     </w:r>
@@ -940,14 +940,14 @@
                             </wps:cNvSpPr>
                             <wps:spPr>
                               <a:xfrm>
-                                <a:off x="508525" y="578733"/>
-                                <a:ext cx="455945" cy="175570"/>
+                                <a:off x="796518" y="906486"/>
+                                <a:ext cx="714161" cy="275002"/>
                               </a:xfrm>
                               <a:prstGeom prst="rect">
                                 <a:avLst/>
                               </a:prstGeom>
                               <a:noFill/>
-                              <a:ln w="6502">
+                              <a:ln w="10185">
                                 <a:solidFill>
                                   <a:srgbClr val="5E504E"/>
                                 </a:solidFill>
@@ -963,8 +963,8 @@
                                     <w:rPr>
                                       <w:rFonts w:ascii="Trebuchet MS" w:hAnsi="Trebuchet MS" w:cs="Trebuchet MS"/>
                                       <w:color w:val="000000"/>
-                                      <w:sz w:val="24"/>
-                                      <w:szCs w:val="24"/>
+                                      <w:sz w:val="14"/>
+                                      <w:szCs w:val="14"/>
                                     </w:rPr>
                                     <w:t xml:space="preserve">Reuse Shed</w:t>
                                   </w:r>
@@ -982,14 +982,14 @@
                             </wps:cNvSpPr>
                             <wps:spPr>
                               <a:xfrm>
-                                <a:off x="1553343" y="578733"/>
-                                <a:ext cx="734109" cy="175570"/>
+                                <a:off x="2433050" y="906486"/>
+                                <a:ext cx="1149858" cy="275002"/>
                               </a:xfrm>
                               <a:prstGeom prst="rect">
                                 <a:avLst/>
                               </a:prstGeom>
                               <a:noFill/>
-                              <a:ln w="6502">
+                              <a:ln w="10185">
                                 <a:solidFill>
                                   <a:srgbClr val="5E504E"/>
                                 </a:solidFill>
@@ -1005,8 +1005,8 @@
                                     <w:rPr>
                                       <w:rFonts w:ascii="Trebuchet MS" w:hAnsi="Trebuchet MS" w:cs="Trebuchet MS"/>
                                       <w:color w:val="000000"/>
-                                      <w:sz w:val="24"/>
-                                      <w:szCs w:val="24"/>
+                                      <w:sz w:val="14"/>
+                                      <w:szCs w:val="14"/>
                                     </w:rPr>
                                     <w:t xml:space="preserve">Small Vehicle Area Bins</w:t>
                                   </w:r>
@@ -1023,10 +1023,10 @@
                           <wpg:cNvGrpSpPr/>
                           <wpg:grpSpPr>
                             <a:xfrm>
-                              <a:off x="130052" y="162565"/>
-                              <a:ext cx="1890539" cy="451931"/>
+                              <a:off x="203705" y="254631"/>
+                              <a:ext cx="2961210" cy="707874"/>
                               <a:chOff x="0" y="0"/>
-                              <a:chExt cx="1890539" cy="451931"/>
+                              <a:chExt cx="2961210" cy="707874"/>
                             </a:xfrm>
                           </wpg:grpSpPr>
                           <wps:wsp>
@@ -1037,13 +1037,13 @@
                             <wps:spPr>
                               <a:xfrm>
                                 <a:off x="0" y="0"/>
-                                <a:ext cx="1890539" cy="451931"/>
+                                <a:ext cx="2961210" cy="707874"/>
                               </a:xfrm>
                               <a:prstGeom prst="rect">
                                 <a:avLst/>
                               </a:prstGeom>
                               <a:noFill/>
-                              <a:ln w="6502">
+                              <a:ln w="10185">
                                 <a:solidFill>
                                   <a:srgbClr val="AAAA33"/>
                                 </a:solidFill>
@@ -1059,8 +1059,8 @@
                                     <w:rPr>
                                       <w:rFonts w:ascii="Trebuchet MS" w:hAnsi="Trebuchet MS" w:cs="Trebuchet MS"/>
                                       <w:color w:val="000000"/>
-                                      <w:sz w:val="24"/>
-                                      <w:szCs w:val="24"/>
+                                      <w:sz w:val="14"/>
+                                      <w:szCs w:val="14"/>
                                     </w:rPr>
                                     <w:t xml:space="preserve">Gatehouse</w:t>
                                   </w:r>
@@ -1076,10 +1076,10 @@
                             <wpg:cNvGrpSpPr/>
                             <wpg:grpSpPr>
                               <a:xfrm>
-                                <a:off x="774065" y="162566"/>
-                                <a:ext cx="489245" cy="126801"/>
+                                <a:off x="1212442" y="254631"/>
+                                <a:ext cx="766320" cy="198612"/>
                                 <a:chOff x="0" y="0"/>
-                                <a:chExt cx="489245" cy="126801"/>
+                                <a:chExt cx="766320" cy="198612"/>
                               </a:xfrm>
                             </wpg:grpSpPr>
                             <wps:wsp>
@@ -1090,13 +1090,13 @@
                               <wps:spPr>
                                 <a:xfrm>
                                   <a:off x="0" y="0"/>
-                                  <a:ext cx="489245" cy="126801"/>
+                                  <a:ext cx="766320" cy="198612"/>
                                 </a:xfrm>
                                 <a:prstGeom prst="hexagon">
                                   <a:avLst/>
                                 </a:prstGeom>
                                 <a:noFill/>
-                                <a:ln w="6502">
+                                <a:ln w="10185">
                                   <a:solidFill>
                                     <a:srgbClr val="5E504E"/>
                                   </a:solidFill>
@@ -1113,8 +1113,8 @@
                               </wps:cNvSpPr>
                               <wps:spPr>
                                 <a:xfrm>
-                                  <a:off x="56085" y="24385"/>
-                                  <a:ext cx="377075" cy="78031"/>
+                                  <a:off x="87847" y="38194"/>
+                                  <a:ext cx="590625" cy="122223"/>
                                 </a:xfrm>
                                 <a:prstGeom prst="rect">
                                   <a:avLst/>
@@ -1134,8 +1134,8 @@
                                       <w:rPr>
                                         <w:rFonts w:ascii="Trebuchet MS" w:hAnsi="Trebuchet MS" w:cs="Trebuchet MS"/>
                                         <w:color w:val="000000"/>
-                                        <w:sz w:val="24"/>
-                                        <w:szCs w:val="24"/>
+                                        <w:sz w:val="14"/>
+                                        <w:szCs w:val="14"/>
                                       </w:rPr>
                                       <w:t xml:space="preserve">Initial Screening</w:t>
                                     </w:r>
@@ -1153,10 +1153,10 @@
                           <wpg:cNvGrpSpPr/>
                           <wpg:grpSpPr>
                             <a:xfrm>
-                              <a:off x="875586" y="2175124"/>
-                              <a:ext cx="463057" cy="175570"/>
+                              <a:off x="1371457" y="3406963"/>
+                              <a:ext cx="725301" cy="275002"/>
                               <a:chOff x="0" y="0"/>
-                              <a:chExt cx="463057" cy="175570"/>
+                              <a:chExt cx="725301" cy="275002"/>
                             </a:xfrm>
                           </wpg:grpSpPr>
                           <wps:wsp>
@@ -1167,13 +1167,13 @@
                             <wps:spPr>
                               <a:xfrm>
                                 <a:off x="0" y="0"/>
-                                <a:ext cx="463057" cy="175570"/>
+                                <a:ext cx="725301" cy="275002"/>
                               </a:xfrm>
                               <a:prstGeom prst="diamond">
                                 <a:avLst/>
                               </a:prstGeom>
                               <a:noFill/>
-                              <a:ln w="6502">
+                              <a:ln w="10185">
                                 <a:solidFill>
                                   <a:srgbClr val="5E504E"/>
                                 </a:solidFill>
@@ -1190,8 +1190,8 @@
                             </wps:cNvSpPr>
                             <wps:spPr>
                               <a:xfrm>
-                                <a:off x="136555" y="48769"/>
-                                <a:ext cx="189947" cy="78031"/>
+                                <a:off x="213890" y="76389"/>
+                                <a:ext cx="297520" cy="122223"/>
                               </a:xfrm>
                               <a:prstGeom prst="rect">
                                 <a:avLst/>
@@ -1211,8 +1211,8 @@
                                     <w:rPr>
                                       <w:rFonts w:ascii="Trebuchet MS" w:hAnsi="Trebuchet MS" w:cs="Trebuchet MS"/>
                                       <w:color w:val="000000"/>
-                                      <w:sz w:val="24"/>
-                                      <w:szCs w:val="24"/>
+                                      <w:sz w:val="14"/>
+                                      <w:szCs w:val="14"/>
                                     </w:rPr>
                                     <w:t xml:space="preserve">Exit site</w:t>
                                   </w:r>
@@ -1230,8 +1230,8 @@
                         <wps:cNvCnPr/>
                         <wps:spPr>
                           <a:xfrm>
-                            <a:off x="1748490" y="548453"/>
-                            <a:ext cx="404101" cy="1736912"/>
+                            <a:off x="2738715" y="859059"/>
+                            <a:ext cx="632957" cy="2720580"/>
                           </a:xfrm>
                           <a:custGeom>
                             <a:avLst/>
@@ -1240,91 +1240,91 @@
                             <a:cxnLst/>
                             <a:rect l="0" t="0" r="r" b="b"/>
                             <a:pathLst>
-                              <a:path w="404101" h="1736912">
+                              <a:path w="632957" h="2720580">
                                 <a:moveTo>
-                                  <a:pt x="404101" y="0"/>
+                                  <a:pt x="632957" y="0"/>
                                 </a:moveTo>
                                 <a:lnTo>
-                                  <a:pt x="336751" y="15343"/>
+                                  <a:pt x="527463" y="24032"/>
                                 </a:lnTo>
                                 <a:cubicBezTo>
-                                  <a:pt x="269400" y="30686"/>
-                                  <a:pt x="134702" y="61368"/>
-                                  <a:pt x="67351" y="90259"/>
-                                </a:cubicBezTo>
-                                <a:cubicBezTo>
-                                  <a:pt x="0" y="119147"/>
-                                  <a:pt x="0" y="146244"/>
-                                  <a:pt x="0" y="179839"/>
-                                </a:cubicBezTo>
-                                <a:cubicBezTo>
-                                  <a:pt x="0" y="213435"/>
-                                  <a:pt x="0" y="253537"/>
-                                  <a:pt x="0" y="293635"/>
-                                </a:cubicBezTo>
-                                <a:cubicBezTo>
-                                  <a:pt x="0" y="333733"/>
-                                  <a:pt x="0" y="373835"/>
-                                  <a:pt x="0" y="407431"/>
-                                </a:cubicBezTo>
-                                <a:cubicBezTo>
-                                  <a:pt x="0" y="441027"/>
-                                  <a:pt x="0" y="468123"/>
-                                  <a:pt x="0" y="495216"/>
-                                </a:cubicBezTo>
-                                <a:cubicBezTo>
-                                  <a:pt x="0" y="522309"/>
-                                  <a:pt x="0" y="549406"/>
-                                  <a:pt x="0" y="576499"/>
-                                </a:cubicBezTo>
-                                <a:cubicBezTo>
-                                  <a:pt x="0" y="603592"/>
-                                  <a:pt x="0" y="630688"/>
-                                  <a:pt x="0" y="672412"/>
-                                </a:cubicBezTo>
-                                <a:cubicBezTo>
-                                  <a:pt x="0" y="714136"/>
-                                  <a:pt x="0" y="770494"/>
-                                  <a:pt x="0" y="833352"/>
-                                </a:cubicBezTo>
-                                <a:cubicBezTo>
-                                  <a:pt x="0" y="896209"/>
-                                  <a:pt x="0" y="965573"/>
-                                  <a:pt x="0" y="1034933"/>
-                                </a:cubicBezTo>
-                                <a:cubicBezTo>
-                                  <a:pt x="0" y="1104293"/>
-                                  <a:pt x="0" y="1173656"/>
-                                  <a:pt x="0" y="1236514"/>
-                                </a:cubicBezTo>
-                                <a:cubicBezTo>
-                                  <a:pt x="0" y="1299371"/>
-                                  <a:pt x="0" y="1355729"/>
-                                  <a:pt x="0" y="1397453"/>
-                                </a:cubicBezTo>
-                                <a:cubicBezTo>
-                                  <a:pt x="0" y="1439177"/>
-                                  <a:pt x="0" y="1466274"/>
-                                  <a:pt x="0" y="1499869"/>
-                                </a:cubicBezTo>
-                                <a:cubicBezTo>
-                                  <a:pt x="0" y="1533465"/>
-                                  <a:pt x="0" y="1573567"/>
-                                  <a:pt x="56787" y="1614156"/>
-                                </a:cubicBezTo>
-                                <a:cubicBezTo>
-                                  <a:pt x="113571" y="1654749"/>
-                                  <a:pt x="227143" y="1695829"/>
-                                  <a:pt x="283927" y="1716371"/>
+                                  <a:pt x="421969" y="48064"/>
+                                  <a:pt x="210987" y="96123"/>
+                                  <a:pt x="105494" y="141376"/>
+                                </a:cubicBezTo>
+                                <a:cubicBezTo>
+                                  <a:pt x="0" y="186624"/>
+                                  <a:pt x="0" y="229066"/>
+                                  <a:pt x="0" y="281688"/>
+                                </a:cubicBezTo>
+                                <a:cubicBezTo>
+                                  <a:pt x="0" y="334310"/>
+                                  <a:pt x="0" y="397123"/>
+                                  <a:pt x="0" y="459930"/>
+                                </a:cubicBezTo>
+                                <a:cubicBezTo>
+                                  <a:pt x="0" y="522737"/>
+                                  <a:pt x="0" y="585550"/>
+                                  <a:pt x="0" y="638172"/>
+                                </a:cubicBezTo>
+                                <a:cubicBezTo>
+                                  <a:pt x="0" y="690794"/>
+                                  <a:pt x="0" y="733236"/>
+                                  <a:pt x="0" y="775672"/>
+                                </a:cubicBezTo>
+                                <a:cubicBezTo>
+                                  <a:pt x="0" y="818109"/>
+                                  <a:pt x="0" y="860551"/>
+                                  <a:pt x="0" y="902988"/>
+                                </a:cubicBezTo>
+                                <a:cubicBezTo>
+                                  <a:pt x="0" y="945425"/>
+                                  <a:pt x="0" y="987867"/>
+                                  <a:pt x="0" y="1053220"/>
+                                </a:cubicBezTo>
+                                <a:cubicBezTo>
+                                  <a:pt x="0" y="1118574"/>
+                                  <a:pt x="0" y="1206849"/>
+                                  <a:pt x="0" y="1305305"/>
+                                </a:cubicBezTo>
+                                <a:cubicBezTo>
+                                  <a:pt x="0" y="1403761"/>
+                                  <a:pt x="0" y="1512407"/>
+                                  <a:pt x="0" y="1621048"/>
+                                </a:cubicBezTo>
+                                <a:cubicBezTo>
+                                  <a:pt x="0" y="1729688"/>
+                                  <a:pt x="0" y="1838334"/>
+                                  <a:pt x="0" y="1936790"/>
+                                </a:cubicBezTo>
+                                <a:cubicBezTo>
+                                  <a:pt x="0" y="2035246"/>
+                                  <a:pt x="0" y="2123521"/>
+                                  <a:pt x="0" y="2188875"/>
+                                </a:cubicBezTo>
+                                <a:cubicBezTo>
+                                  <a:pt x="0" y="2254228"/>
+                                  <a:pt x="0" y="2296670"/>
+                                  <a:pt x="0" y="2349292"/>
+                                </a:cubicBezTo>
+                                <a:cubicBezTo>
+                                  <a:pt x="0" y="2401914"/>
+                                  <a:pt x="0" y="2464727"/>
+                                  <a:pt x="88948" y="2528303"/>
+                                </a:cubicBezTo>
+                                <a:cubicBezTo>
+                                  <a:pt x="177890" y="2591884"/>
+                                  <a:pt x="355781" y="2656230"/>
+                                  <a:pt x="444723" y="2688405"/>
                                 </a:cubicBezTo>
                                 <a:lnTo>
-                                  <a:pt x="340714" y="1736912"/>
+                                  <a:pt x="533671" y="2720580"/>
                                 </a:lnTo>
                               </a:path>
                             </a:pathLst>
                           </a:custGeom>
                           <a:noFill/>
-                          <a:ln w="9525">
+                          <a:ln w="10185">
                             <a:solidFill>
                               <a:srgbClr val="333333"/>
                             </a:solidFill>
@@ -1339,8 +1339,8 @@
                         <wps:cNvCnPr/>
                         <wps:spPr>
                           <a:xfrm>
-                            <a:off x="2589821" y="550479"/>
-                            <a:ext cx="376797" cy="750044"/>
+                            <a:off x="4056517" y="862232"/>
+                            <a:ext cx="590189" cy="1174817"/>
                           </a:xfrm>
                           <a:custGeom>
                             <a:avLst/>
@@ -1349,61 +1349,61 @@
                             <a:cxnLst/>
                             <a:rect l="0" t="0" r="r" b="b"/>
                             <a:pathLst>
-                              <a:path w="376797" h="750044">
+                              <a:path w="590189" h="1174817">
                                 <a:moveTo>
                                   <a:pt x="0" y="0"/>
                                 </a:moveTo>
                                 <a:lnTo>
-                                  <a:pt x="62562" y="15005"/>
+                                  <a:pt x="97992" y="23502"/>
                                 </a:lnTo>
                                 <a:cubicBezTo>
-                                  <a:pt x="125123" y="30010"/>
-                                  <a:pt x="250246" y="60019"/>
-                                  <a:pt x="312808" y="88572"/>
-                                </a:cubicBezTo>
-                                <a:cubicBezTo>
-                                  <a:pt x="375370" y="117122"/>
-                                  <a:pt x="375370" y="144218"/>
-                                  <a:pt x="375370" y="177814"/>
-                                </a:cubicBezTo>
-                                <a:cubicBezTo>
-                                  <a:pt x="375370" y="211410"/>
-                                  <a:pt x="375370" y="251511"/>
-                                  <a:pt x="375370" y="291610"/>
-                                </a:cubicBezTo>
-                                <a:cubicBezTo>
-                                  <a:pt x="375370" y="331708"/>
-                                  <a:pt x="375370" y="371810"/>
-                                  <a:pt x="375370" y="405405"/>
-                                </a:cubicBezTo>
-                                <a:cubicBezTo>
-                                  <a:pt x="375370" y="439001"/>
-                                  <a:pt x="375370" y="466097"/>
-                                  <a:pt x="375370" y="493191"/>
-                                </a:cubicBezTo>
-                                <a:cubicBezTo>
-                                  <a:pt x="375370" y="520284"/>
-                                  <a:pt x="375370" y="547380"/>
-                                  <a:pt x="375370" y="574473"/>
-                                </a:cubicBezTo>
-                                <a:cubicBezTo>
-                                  <a:pt x="375370" y="601566"/>
-                                  <a:pt x="375370" y="628663"/>
-                                  <a:pt x="375607" y="657924"/>
-                                </a:cubicBezTo>
-                                <a:cubicBezTo>
-                                  <a:pt x="375844" y="687186"/>
-                                  <a:pt x="376322" y="718617"/>
-                                  <a:pt x="376560" y="734330"/>
+                                  <a:pt x="195984" y="47005"/>
+                                  <a:pt x="391969" y="94010"/>
+                                  <a:pt x="489961" y="138733"/>
+                                </a:cubicBezTo>
+                                <a:cubicBezTo>
+                                  <a:pt x="587953" y="183451"/>
+                                  <a:pt x="587953" y="225893"/>
+                                  <a:pt x="587953" y="278515"/>
+                                </a:cubicBezTo>
+                                <a:cubicBezTo>
+                                  <a:pt x="587953" y="331138"/>
+                                  <a:pt x="587953" y="393950"/>
+                                  <a:pt x="587953" y="456757"/>
+                                </a:cubicBezTo>
+                                <a:cubicBezTo>
+                                  <a:pt x="587953" y="519564"/>
+                                  <a:pt x="587953" y="582377"/>
+                                  <a:pt x="587953" y="634999"/>
+                                </a:cubicBezTo>
+                                <a:cubicBezTo>
+                                  <a:pt x="587953" y="687621"/>
+                                  <a:pt x="587953" y="730063"/>
+                                  <a:pt x="587953" y="772500"/>
+                                </a:cubicBezTo>
+                                <a:cubicBezTo>
+                                  <a:pt x="587953" y="814937"/>
+                                  <a:pt x="587953" y="857378"/>
+                                  <a:pt x="587953" y="899815"/>
+                                </a:cubicBezTo>
+                                <a:cubicBezTo>
+                                  <a:pt x="587953" y="942252"/>
+                                  <a:pt x="587953" y="984694"/>
+                                  <a:pt x="588325" y="1030528"/>
+                                </a:cubicBezTo>
+                                <a:cubicBezTo>
+                                  <a:pt x="588697" y="1076361"/>
+                                  <a:pt x="589445" y="1125591"/>
+                                  <a:pt x="589817" y="1150204"/>
                                 </a:cubicBezTo>
                                 <a:lnTo>
-                                  <a:pt x="376797" y="750044"/>
+                                  <a:pt x="590189" y="1174817"/>
                                 </a:lnTo>
                               </a:path>
                             </a:pathLst>
                           </a:custGeom>
                           <a:noFill/>
-                          <a:ln w="9525">
+                          <a:ln w="10185">
                             <a:solidFill>
                               <a:srgbClr val="333333"/>
                             </a:solidFill>
@@ -1418,8 +1418,8 @@
                         <wps:cNvCnPr/>
                         <wps:spPr>
                           <a:xfrm>
-                            <a:off x="2208248" y="1440328"/>
-                            <a:ext cx="527937" cy="832480"/>
+                            <a:off x="3458847" y="2256031"/>
+                            <a:ext cx="826925" cy="1303940"/>
                           </a:xfrm>
                           <a:custGeom>
                             <a:avLst/>
@@ -1428,51 +1428,51 @@
                             <a:cxnLst/>
                             <a:rect l="0" t="0" r="r" b="b"/>
                             <a:pathLst>
-                              <a:path w="527937" h="832480">
+                              <a:path w="826925" h="1303940">
                                 <a:moveTo>
-                                  <a:pt x="527937" y="0"/>
+                                  <a:pt x="826925" y="0"/>
                                 </a:moveTo>
                                 <a:lnTo>
-                                  <a:pt x="439947" y="23842"/>
+                                  <a:pt x="689103" y="37344"/>
                                 </a:lnTo>
                                 <a:cubicBezTo>
-                                  <a:pt x="351957" y="47687"/>
-                                  <a:pt x="175977" y="95371"/>
-                                  <a:pt x="87987" y="153894"/>
-                                </a:cubicBezTo>
-                                <a:cubicBezTo>
-                                  <a:pt x="0" y="212418"/>
-                                  <a:pt x="0" y="281781"/>
-                                  <a:pt x="0" y="344638"/>
-                                </a:cubicBezTo>
-                                <a:cubicBezTo>
-                                  <a:pt x="0" y="407496"/>
-                                  <a:pt x="0" y="463854"/>
-                                  <a:pt x="0" y="505578"/>
-                                </a:cubicBezTo>
-                                <a:cubicBezTo>
-                                  <a:pt x="0" y="547302"/>
-                                  <a:pt x="0" y="574398"/>
-                                  <a:pt x="0" y="607994"/>
-                                </a:cubicBezTo>
-                                <a:cubicBezTo>
-                                  <a:pt x="0" y="641590"/>
-                                  <a:pt x="0" y="681691"/>
-                                  <a:pt x="10762" y="720187"/>
-                                </a:cubicBezTo>
-                                <a:cubicBezTo>
-                                  <a:pt x="21524" y="758686"/>
-                                  <a:pt x="43047" y="795585"/>
-                                  <a:pt x="53809" y="814033"/>
+                                  <a:pt x="551281" y="74693"/>
+                                  <a:pt x="275638" y="149382"/>
+                                  <a:pt x="137817" y="241049"/>
+                                </a:cubicBezTo>
+                                <a:cubicBezTo>
+                                  <a:pt x="0" y="332716"/>
+                                  <a:pt x="0" y="441362"/>
+                                  <a:pt x="0" y="539818"/>
+                                </a:cubicBezTo>
+                                <a:cubicBezTo>
+                                  <a:pt x="0" y="638273"/>
+                                  <a:pt x="0" y="726549"/>
+                                  <a:pt x="0" y="791903"/>
+                                </a:cubicBezTo>
+                                <a:cubicBezTo>
+                                  <a:pt x="0" y="857256"/>
+                                  <a:pt x="0" y="899698"/>
+                                  <a:pt x="0" y="952320"/>
+                                </a:cubicBezTo>
+                                <a:cubicBezTo>
+                                  <a:pt x="0" y="1004942"/>
+                                  <a:pt x="0" y="1067755"/>
+                                  <a:pt x="16857" y="1128051"/>
+                                </a:cubicBezTo>
+                                <a:cubicBezTo>
+                                  <a:pt x="33713" y="1188353"/>
+                                  <a:pt x="67426" y="1246149"/>
+                                  <a:pt x="84283" y="1275045"/>
                                 </a:cubicBezTo>
                                 <a:lnTo>
-                                  <a:pt x="64571" y="832480"/>
+                                  <a:pt x="101139" y="1303940"/>
                                 </a:lnTo>
                               </a:path>
                             </a:pathLst>
                           </a:custGeom>
                           <a:noFill/>
-                          <a:ln w="9525">
+                          <a:ln w="10185">
                             <a:solidFill>
                               <a:srgbClr val="333333"/>
                             </a:solidFill>
@@ -1487,8 +1487,8 @@
                         <wps:cNvCnPr/>
                         <wps:spPr>
                           <a:xfrm>
-                            <a:off x="2478259" y="1879255"/>
-                            <a:ext cx="175619" cy="397670"/>
+                            <a:off x="3881774" y="2943535"/>
+                            <a:ext cx="275078" cy="622884"/>
                           </a:xfrm>
                           <a:custGeom>
                             <a:avLst/>
@@ -1497,41 +1497,41 @@
                             <a:cxnLst/>
                             <a:rect l="0" t="0" r="r" b="b"/>
                             <a:pathLst>
-                              <a:path w="175619" h="397670">
+                              <a:path w="275078" h="622884">
                                 <a:moveTo>
-                                  <a:pt x="175619" y="0"/>
+                                  <a:pt x="275078" y="0"/>
                                 </a:moveTo>
                                 <a:lnTo>
-                                  <a:pt x="175619" y="13548"/>
+                                  <a:pt x="275078" y="21221"/>
                                 </a:lnTo>
                                 <a:cubicBezTo>
-                                  <a:pt x="175619" y="27093"/>
-                                  <a:pt x="175619" y="54190"/>
-                                  <a:pt x="175619" y="81283"/>
-                                </a:cubicBezTo>
-                                <a:cubicBezTo>
-                                  <a:pt x="175619" y="108376"/>
-                                  <a:pt x="175619" y="135472"/>
-                                  <a:pt x="175619" y="169068"/>
-                                </a:cubicBezTo>
-                                <a:cubicBezTo>
-                                  <a:pt x="175619" y="202664"/>
-                                  <a:pt x="175619" y="242765"/>
-                                  <a:pt x="146348" y="281950"/>
-                                </a:cubicBezTo>
-                                <a:cubicBezTo>
-                                  <a:pt x="117080" y="321131"/>
-                                  <a:pt x="58540" y="359403"/>
-                                  <a:pt x="29268" y="378536"/>
+                                  <a:pt x="275078" y="42437"/>
+                                  <a:pt x="275078" y="84879"/>
+                                  <a:pt x="275078" y="127316"/>
+                                </a:cubicBezTo>
+                                <a:cubicBezTo>
+                                  <a:pt x="275078" y="169752"/>
+                                  <a:pt x="275078" y="212194"/>
+                                  <a:pt x="275078" y="264816"/>
+                                </a:cubicBezTo>
+                                <a:cubicBezTo>
+                                  <a:pt x="275078" y="317438"/>
+                                  <a:pt x="275078" y="380251"/>
+                                  <a:pt x="229229" y="441627"/>
+                                </a:cubicBezTo>
+                                <a:cubicBezTo>
+                                  <a:pt x="183385" y="502998"/>
+                                  <a:pt x="91693" y="562943"/>
+                                  <a:pt x="45844" y="592914"/>
                                 </a:cubicBezTo>
                                 <a:lnTo>
-                                  <a:pt x="0" y="397670"/>
+                                  <a:pt x="0" y="622884"/>
                                 </a:lnTo>
                               </a:path>
                             </a:pathLst>
                           </a:custGeom>
                           <a:noFill/>
-                          <a:ln w="9525">
+                          <a:ln w="10185">
                             <a:solidFill>
                               <a:srgbClr val="333333"/>
                             </a:solidFill>
@@ -1546,8 +1546,8 @@
                         <wps:cNvCnPr/>
                         <wps:spPr>
                           <a:xfrm>
-                            <a:off x="3230858" y="1439893"/>
-                            <a:ext cx="606921" cy="250786"/>
+                            <a:off x="5060594" y="2255349"/>
+                            <a:ext cx="950640" cy="392814"/>
                           </a:xfrm>
                           <a:custGeom>
                             <a:avLst/>
@@ -1556,31 +1556,31 @@
                             <a:cxnLst/>
                             <a:rect l="0" t="0" r="r" b="b"/>
                             <a:pathLst>
-                              <a:path w="606921" h="250786">
+                              <a:path w="950640" h="392814">
                                 <a:moveTo>
                                   <a:pt x="0" y="0"/>
                                 </a:moveTo>
                                 <a:lnTo>
-                                  <a:pt x="101155" y="23917"/>
+                                  <a:pt x="158442" y="37461"/>
                                 </a:lnTo>
                                 <a:cubicBezTo>
-                                  <a:pt x="202309" y="47830"/>
-                                  <a:pt x="404615" y="95663"/>
-                                  <a:pt x="505767" y="137459"/>
-                                </a:cubicBezTo>
-                                <a:cubicBezTo>
-                                  <a:pt x="606921" y="179257"/>
-                                  <a:pt x="606921" y="215022"/>
-                                  <a:pt x="606921" y="232904"/>
+                                  <a:pt x="316883" y="74918"/>
+                                  <a:pt x="633761" y="149840"/>
+                                  <a:pt x="792198" y="215306"/>
+                                </a:cubicBezTo>
+                                <a:cubicBezTo>
+                                  <a:pt x="950640" y="280777"/>
+                                  <a:pt x="950640" y="336795"/>
+                                  <a:pt x="950640" y="364805"/>
                                 </a:cubicBezTo>
                                 <a:lnTo>
-                                  <a:pt x="606921" y="250786"/>
+                                  <a:pt x="950640" y="392814"/>
                                 </a:lnTo>
                               </a:path>
                             </a:pathLst>
                           </a:custGeom>
                           <a:noFill/>
-                          <a:ln w="9525">
+                          <a:ln w="10185">
                             <a:solidFill>
                               <a:srgbClr val="333333"/>
                             </a:solidFill>
@@ -1595,8 +1595,8 @@
                         <wps:cNvCnPr/>
                         <wps:spPr>
                           <a:xfrm>
-                            <a:off x="2653878" y="1440328"/>
-                            <a:ext cx="218085" cy="250351"/>
+                            <a:off x="4156852" y="2256031"/>
+                            <a:ext cx="341593" cy="392132"/>
                           </a:xfrm>
                           <a:custGeom>
                             <a:avLst/>
@@ -1605,31 +1605,31 @@
                             <a:cxnLst/>
                             <a:rect l="0" t="0" r="r" b="b"/>
                             <a:pathLst>
-                              <a:path w="218085" h="250351">
+                              <a:path w="341593" h="392132">
                                 <a:moveTo>
-                                  <a:pt x="218085" y="0"/>
+                                  <a:pt x="341593" y="0"/>
                                 </a:moveTo>
                                 <a:lnTo>
-                                  <a:pt x="181738" y="23842"/>
+                                  <a:pt x="284662" y="37344"/>
                                 </a:lnTo>
                                 <a:cubicBezTo>
-                                  <a:pt x="145389" y="47687"/>
-                                  <a:pt x="72696" y="95371"/>
-                                  <a:pt x="36346" y="137098"/>
-                                </a:cubicBezTo>
-                                <a:cubicBezTo>
-                                  <a:pt x="0" y="178822"/>
-                                  <a:pt x="0" y="214586"/>
-                                  <a:pt x="0" y="232468"/>
+                                  <a:pt x="227727" y="74693"/>
+                                  <a:pt x="113866" y="149382"/>
+                                  <a:pt x="56930" y="214741"/>
+                                </a:cubicBezTo>
+                                <a:cubicBezTo>
+                                  <a:pt x="0" y="280094"/>
+                                  <a:pt x="0" y="336113"/>
+                                  <a:pt x="0" y="364122"/>
                                 </a:cubicBezTo>
                                 <a:lnTo>
-                                  <a:pt x="0" y="250351"/>
+                                  <a:pt x="0" y="392132"/>
                                 </a:lnTo>
                               </a:path>
                             </a:pathLst>
                           </a:custGeom>
                           <a:noFill/>
-                          <a:ln w="9525">
+                          <a:ln w="10185">
                             <a:solidFill>
                               <a:srgbClr val="333333"/>
                             </a:solidFill>
@@ -1644,8 +1644,8 @@
                         <wps:cNvCnPr/>
                         <wps:spPr>
                           <a:xfrm>
-                            <a:off x="571830" y="1463087"/>
-                            <a:ext cx="3251" cy="227591"/>
+                            <a:off x="895675" y="2291680"/>
+                            <a:ext cx="5093" cy="356483"/>
                           </a:xfrm>
                           <a:custGeom>
                             <a:avLst/>
@@ -1654,31 +1654,31 @@
                             <a:cxnLst/>
                             <a:rect l="0" t="0" r="r" b="b"/>
                             <a:pathLst>
-                              <a:path w="3251" h="227591">
+                              <a:path w="5093" h="356483">
                                 <a:moveTo>
                                   <a:pt x="0" y="0"/>
                                 </a:moveTo>
                                 <a:lnTo>
-                                  <a:pt x="0" y="20051"/>
+                                  <a:pt x="0" y="31406"/>
                                 </a:lnTo>
                                 <a:cubicBezTo>
-                                  <a:pt x="0" y="40098"/>
-                                  <a:pt x="0" y="80200"/>
-                                  <a:pt x="0" y="118130"/>
-                                </a:cubicBezTo>
-                                <a:cubicBezTo>
-                                  <a:pt x="0" y="156063"/>
-                                  <a:pt x="0" y="191827"/>
-                                  <a:pt x="0" y="209709"/>
+                                  <a:pt x="0" y="62807"/>
+                                  <a:pt x="0" y="125620"/>
+                                  <a:pt x="0" y="185030"/>
+                                </a:cubicBezTo>
+                                <a:cubicBezTo>
+                                  <a:pt x="0" y="244446"/>
+                                  <a:pt x="0" y="300465"/>
+                                  <a:pt x="0" y="328474"/>
                                 </a:cubicBezTo>
                                 <a:lnTo>
-                                  <a:pt x="0" y="227591"/>
+                                  <a:pt x="0" y="356483"/>
                                 </a:lnTo>
                               </a:path>
                             </a:pathLst>
                           </a:custGeom>
                           <a:noFill/>
-                          <a:ln w="9525">
+                          <a:ln w="10185">
                             <a:solidFill>
                               <a:srgbClr val="333333"/>
                             </a:solidFill>
@@ -1693,8 +1693,8 @@
                         <wps:cNvCnPr/>
                         <wps:spPr>
                           <a:xfrm>
-                            <a:off x="571830" y="1879255"/>
-                            <a:ext cx="3251" cy="416167"/>
+                            <a:off x="895675" y="2943535"/>
+                            <a:ext cx="5093" cy="651856"/>
                           </a:xfrm>
                           <a:custGeom>
                             <a:avLst/>
@@ -1703,41 +1703,41 @@
                             <a:cxnLst/>
                             <a:rect l="0" t="0" r="r" b="b"/>
                             <a:pathLst>
-                              <a:path w="3251" h="416167">
+                              <a:path w="5093" h="651856">
                                 <a:moveTo>
                                   <a:pt x="0" y="0"/>
                                 </a:moveTo>
                                 <a:lnTo>
-                                  <a:pt x="0" y="13548"/>
+                                  <a:pt x="0" y="21221"/>
                                 </a:lnTo>
                                 <a:cubicBezTo>
-                                  <a:pt x="0" y="27093"/>
-                                  <a:pt x="0" y="54190"/>
-                                  <a:pt x="0" y="81283"/>
-                                </a:cubicBezTo>
-                                <a:cubicBezTo>
-                                  <a:pt x="0" y="108376"/>
-                                  <a:pt x="0" y="135472"/>
-                                  <a:pt x="0" y="169068"/>
-                                </a:cubicBezTo>
-                                <a:cubicBezTo>
-                                  <a:pt x="0" y="202664"/>
-                                  <a:pt x="0" y="242765"/>
-                                  <a:pt x="247" y="285032"/>
-                                </a:cubicBezTo>
-                                <a:cubicBezTo>
-                                  <a:pt x="494" y="327299"/>
-                                  <a:pt x="988" y="371731"/>
-                                  <a:pt x="1235" y="393951"/>
+                                  <a:pt x="0" y="42437"/>
+                                  <a:pt x="0" y="84879"/>
+                                  <a:pt x="0" y="127316"/>
+                                </a:cubicBezTo>
+                                <a:cubicBezTo>
+                                  <a:pt x="0" y="169752"/>
+                                  <a:pt x="0" y="212194"/>
+                                  <a:pt x="0" y="264816"/>
+                                </a:cubicBezTo>
+                                <a:cubicBezTo>
+                                  <a:pt x="0" y="317438"/>
+                                  <a:pt x="0" y="380251"/>
+                                  <a:pt x="387" y="446455"/>
+                                </a:cubicBezTo>
+                                <a:cubicBezTo>
+                                  <a:pt x="774" y="512659"/>
+                                  <a:pt x="1548" y="582255"/>
+                                  <a:pt x="1935" y="617058"/>
                                 </a:cubicBezTo>
                                 <a:lnTo>
-                                  <a:pt x="1483" y="416167"/>
+                                  <a:pt x="2322" y="651856"/>
                                 </a:lnTo>
                               </a:path>
                             </a:pathLst>
                           </a:custGeom>
                           <a:noFill/>
-                          <a:ln w="9525">
+                          <a:ln w="10185">
                             <a:solidFill>
                               <a:srgbClr val="333333"/>
                             </a:solidFill>
@@ -1752,8 +1752,8 @@
                         <wps:cNvCnPr/>
                         <wps:spPr>
                           <a:xfrm>
-                            <a:off x="512962" y="2435228"/>
-                            <a:ext cx="38417" cy="739675"/>
+                            <a:off x="803468" y="3814373"/>
+                            <a:ext cx="60174" cy="1158576"/>
                           </a:xfrm>
                           <a:custGeom>
                             <a:avLst/>
@@ -1762,61 +1762,61 @@
                             <a:cxnLst/>
                             <a:rect l="0" t="0" r="r" b="b"/>
                             <a:pathLst>
-                              <a:path w="38417" h="739675">
+                              <a:path w="60174" h="1158576">
                                 <a:moveTo>
-                                  <a:pt x="38417" y="0"/>
+                                  <a:pt x="60174" y="0"/>
                                 </a:moveTo>
                                 <a:lnTo>
-                                  <a:pt x="32016" y="17339"/>
+                                  <a:pt x="50147" y="27159"/>
                                 </a:lnTo>
                                 <a:cubicBezTo>
-                                  <a:pt x="25614" y="34682"/>
-                                  <a:pt x="12807" y="69360"/>
-                                  <a:pt x="6405" y="100247"/>
-                                </a:cubicBezTo>
-                                <a:cubicBezTo>
-                                  <a:pt x="0" y="131135"/>
-                                  <a:pt x="0" y="158231"/>
-                                  <a:pt x="0" y="185324"/>
-                                </a:cubicBezTo>
-                                <a:cubicBezTo>
-                                  <a:pt x="0" y="212418"/>
-                                  <a:pt x="0" y="239514"/>
-                                  <a:pt x="0" y="273110"/>
-                                </a:cubicBezTo>
-                                <a:cubicBezTo>
-                                  <a:pt x="0" y="306705"/>
-                                  <a:pt x="0" y="346807"/>
-                                  <a:pt x="0" y="386905"/>
-                                </a:cubicBezTo>
-                                <a:cubicBezTo>
-                                  <a:pt x="0" y="427004"/>
-                                  <a:pt x="0" y="467105"/>
-                                  <a:pt x="0" y="500701"/>
-                                </a:cubicBezTo>
-                                <a:cubicBezTo>
-                                  <a:pt x="0" y="534297"/>
-                                  <a:pt x="0" y="561393"/>
-                                  <a:pt x="0" y="588486"/>
-                                </a:cubicBezTo>
-                                <a:cubicBezTo>
-                                  <a:pt x="0" y="615579"/>
-                                  <a:pt x="0" y="642676"/>
-                                  <a:pt x="231" y="667873"/>
-                                </a:cubicBezTo>
-                                <a:cubicBezTo>
-                                  <a:pt x="458" y="693071"/>
-                                  <a:pt x="917" y="716373"/>
-                                  <a:pt x="1144" y="728023"/>
+                                  <a:pt x="40120" y="54323"/>
+                                  <a:pt x="20060" y="108641"/>
+                                  <a:pt x="10032" y="157021"/>
+                                </a:cubicBezTo>
+                                <a:cubicBezTo>
+                                  <a:pt x="0" y="205401"/>
+                                  <a:pt x="0" y="247843"/>
+                                  <a:pt x="0" y="290279"/>
+                                </a:cubicBezTo>
+                                <a:cubicBezTo>
+                                  <a:pt x="0" y="332716"/>
+                                  <a:pt x="0" y="375158"/>
+                                  <a:pt x="0" y="427780"/>
+                                </a:cubicBezTo>
+                                <a:cubicBezTo>
+                                  <a:pt x="0" y="480402"/>
+                                  <a:pt x="0" y="543215"/>
+                                  <a:pt x="0" y="606022"/>
+                                </a:cubicBezTo>
+                                <a:cubicBezTo>
+                                  <a:pt x="0" y="668829"/>
+                                  <a:pt x="0" y="731642"/>
+                                  <a:pt x="0" y="784264"/>
+                                </a:cubicBezTo>
+                                <a:cubicBezTo>
+                                  <a:pt x="0" y="836886"/>
+                                  <a:pt x="0" y="879328"/>
+                                  <a:pt x="0" y="921764"/>
+                                </a:cubicBezTo>
+                                <a:cubicBezTo>
+                                  <a:pt x="0" y="964201"/>
+                                  <a:pt x="0" y="1006643"/>
+                                  <a:pt x="362" y="1046111"/>
+                                </a:cubicBezTo>
+                                <a:cubicBezTo>
+                                  <a:pt x="718" y="1085579"/>
+                                  <a:pt x="1436" y="1122078"/>
+                                  <a:pt x="1793" y="1140324"/>
                                 </a:cubicBezTo>
                                 <a:lnTo>
-                                  <a:pt x="1372" y="739675"/>
+                                  <a:pt x="2149" y="1158576"/>
                                 </a:lnTo>
                               </a:path>
                             </a:pathLst>
                           </a:custGeom>
                           <a:noFill/>
-                          <a:ln w="9525">
+                          <a:ln w="10185">
                             <a:solidFill>
                               <a:srgbClr val="333333"/>
                             </a:solidFill>
@@ -1831,8 +1831,8 @@
                         <wps:cNvCnPr/>
                         <wps:spPr>
                           <a:xfrm>
-                            <a:off x="3244185" y="1413245"/>
-                            <a:ext cx="1427248" cy="1766060"/>
+                            <a:off x="5081468" y="2213610"/>
+                            <a:ext cx="2235544" cy="2766235"/>
                           </a:xfrm>
                           <a:custGeom>
                             <a:avLst/>
@@ -1841,91 +1841,91 @@
                             <a:cxnLst/>
                             <a:rect l="0" t="0" r="r" b="b"/>
                             <a:pathLst>
-                              <a:path w="1427248" h="1766060">
+                              <a:path w="2235544" h="2766235">
                                 <a:moveTo>
                                   <a:pt x="0" y="0"/>
                                 </a:moveTo>
                                 <a:lnTo>
-                                  <a:pt x="218377" y="28355"/>
+                                  <a:pt x="342051" y="44413"/>
                                 </a:lnTo>
                                 <a:cubicBezTo>
-                                  <a:pt x="436754" y="56713"/>
-                                  <a:pt x="873509" y="113428"/>
-                                  <a:pt x="1091886" y="176465"/>
-                                </a:cubicBezTo>
-                                <a:cubicBezTo>
-                                  <a:pt x="1310266" y="239501"/>
-                                  <a:pt x="1310266" y="308864"/>
-                                  <a:pt x="1310266" y="371722"/>
-                                </a:cubicBezTo>
-                                <a:cubicBezTo>
-                                  <a:pt x="1310266" y="434579"/>
-                                  <a:pt x="1310266" y="490937"/>
-                                  <a:pt x="1310266" y="532661"/>
-                                </a:cubicBezTo>
-                                <a:cubicBezTo>
-                                  <a:pt x="1310266" y="574385"/>
-                                  <a:pt x="1310266" y="601482"/>
-                                  <a:pt x="1310266" y="635077"/>
-                                </a:cubicBezTo>
-                                <a:cubicBezTo>
-                                  <a:pt x="1310266" y="668673"/>
-                                  <a:pt x="1310266" y="708775"/>
-                                  <a:pt x="1310266" y="763504"/>
-                                </a:cubicBezTo>
-                                <a:cubicBezTo>
-                                  <a:pt x="1310266" y="818233"/>
-                                  <a:pt x="1310266" y="887597"/>
-                                  <a:pt x="1310266" y="950454"/>
-                                </a:cubicBezTo>
-                                <a:cubicBezTo>
-                                  <a:pt x="1310266" y="1013312"/>
-                                  <a:pt x="1310266" y="1069670"/>
-                                  <a:pt x="1310266" y="1111394"/>
-                                </a:cubicBezTo>
-                                <a:cubicBezTo>
-                                  <a:pt x="1310266" y="1153118"/>
-                                  <a:pt x="1310266" y="1180214"/>
-                                  <a:pt x="1310266" y="1207307"/>
-                                </a:cubicBezTo>
-                                <a:cubicBezTo>
-                                  <a:pt x="1310266" y="1234400"/>
-                                  <a:pt x="1310266" y="1261497"/>
-                                  <a:pt x="1310266" y="1295092"/>
-                                </a:cubicBezTo>
-                                <a:cubicBezTo>
-                                  <a:pt x="1310266" y="1328688"/>
-                                  <a:pt x="1310266" y="1368790"/>
-                                  <a:pt x="1310266" y="1408888"/>
-                                </a:cubicBezTo>
-                                <a:cubicBezTo>
-                                  <a:pt x="1310266" y="1448987"/>
-                                  <a:pt x="1310266" y="1489088"/>
-                                  <a:pt x="1310266" y="1522684"/>
-                                </a:cubicBezTo>
-                                <a:cubicBezTo>
-                                  <a:pt x="1310266" y="1556280"/>
-                                  <a:pt x="1310266" y="1583376"/>
-                                  <a:pt x="1310266" y="1610469"/>
-                                </a:cubicBezTo>
-                                <a:cubicBezTo>
-                                  <a:pt x="1310266" y="1637562"/>
-                                  <a:pt x="1310266" y="1664659"/>
-                                  <a:pt x="1329761" y="1690591"/>
-                                </a:cubicBezTo>
-                                <a:cubicBezTo>
-                                  <a:pt x="1349259" y="1716520"/>
-                                  <a:pt x="1388252" y="1741292"/>
-                                  <a:pt x="1407750" y="1753676"/>
+                                  <a:pt x="684102" y="88831"/>
+                                  <a:pt x="1368204" y="177666"/>
+                                  <a:pt x="1710255" y="276402"/>
+                                </a:cubicBezTo>
+                                <a:cubicBezTo>
+                                  <a:pt x="2052311" y="375138"/>
+                                  <a:pt x="2052311" y="483784"/>
+                                  <a:pt x="2052311" y="582239"/>
+                                </a:cubicBezTo>
+                                <a:cubicBezTo>
+                                  <a:pt x="2052311" y="680695"/>
+                                  <a:pt x="2052311" y="768971"/>
+                                  <a:pt x="2052311" y="834324"/>
+                                </a:cubicBezTo>
+                                <a:cubicBezTo>
+                                  <a:pt x="2052311" y="899678"/>
+                                  <a:pt x="2052311" y="942120"/>
+                                  <a:pt x="2052311" y="994742"/>
+                                </a:cubicBezTo>
+                                <a:cubicBezTo>
+                                  <a:pt x="2052311" y="1047364"/>
+                                  <a:pt x="2052311" y="1110176"/>
+                                  <a:pt x="2052311" y="1195900"/>
+                                </a:cubicBezTo>
+                                <a:cubicBezTo>
+                                  <a:pt x="2052311" y="1281624"/>
+                                  <a:pt x="2052311" y="1390270"/>
+                                  <a:pt x="2052311" y="1488726"/>
+                                </a:cubicBezTo>
+                                <a:cubicBezTo>
+                                  <a:pt x="2052311" y="1587182"/>
+                                  <a:pt x="2052311" y="1675457"/>
+                                  <a:pt x="2052311" y="1740811"/>
+                                </a:cubicBezTo>
+                                <a:cubicBezTo>
+                                  <a:pt x="2052311" y="1806164"/>
+                                  <a:pt x="2052311" y="1848606"/>
+                                  <a:pt x="2052311" y="1891043"/>
+                                </a:cubicBezTo>
+                                <a:cubicBezTo>
+                                  <a:pt x="2052311" y="1933480"/>
+                                  <a:pt x="2052311" y="1975922"/>
+                                  <a:pt x="2052311" y="2028544"/>
+                                </a:cubicBezTo>
+                                <a:cubicBezTo>
+                                  <a:pt x="2052311" y="2081166"/>
+                                  <a:pt x="2052311" y="2143978"/>
+                                  <a:pt x="2052311" y="2206786"/>
+                                </a:cubicBezTo>
+                                <a:cubicBezTo>
+                                  <a:pt x="2052311" y="2269593"/>
+                                  <a:pt x="2052311" y="2332405"/>
+                                  <a:pt x="2052311" y="2385027"/>
+                                </a:cubicBezTo>
+                                <a:cubicBezTo>
+                                  <a:pt x="2052311" y="2437649"/>
+                                  <a:pt x="2052311" y="2480091"/>
+                                  <a:pt x="2052311" y="2522528"/>
+                                </a:cubicBezTo>
+                                <a:cubicBezTo>
+                                  <a:pt x="2052311" y="2564965"/>
+                                  <a:pt x="2052311" y="2607407"/>
+                                  <a:pt x="2082846" y="2648025"/>
+                                </a:cubicBezTo>
+                                <a:cubicBezTo>
+                                  <a:pt x="2113387" y="2688639"/>
+                                  <a:pt x="2174463" y="2727440"/>
+                                  <a:pt x="2205003" y="2746838"/>
                                 </a:cubicBezTo>
                                 <a:lnTo>
-                                  <a:pt x="1427248" y="1766060"/>
+                                  <a:pt x="2235544" y="2766235"/>
                                 </a:lnTo>
                               </a:path>
                             </a:pathLst>
                           </a:custGeom>
                           <a:noFill/>
-                          <a:ln w="9525">
+                          <a:ln w="10185">
                             <a:solidFill>
                               <a:srgbClr val="333333"/>
                             </a:solidFill>
@@ -1940,8 +1940,8 @@
                         <wps:cNvCnPr/>
                         <wps:spPr>
                           <a:xfrm>
-                            <a:off x="4204832" y="1853368"/>
-                            <a:ext cx="635510" cy="1319994"/>
+                            <a:off x="6586160" y="2902988"/>
+                            <a:ext cx="995419" cy="2067548"/>
                           </a:xfrm>
                           <a:custGeom>
                             <a:avLst/>
@@ -1950,81 +1950,81 @@
                             <a:cxnLst/>
                             <a:rect l="0" t="0" r="r" b="b"/>
                             <a:pathLst>
-                              <a:path w="635510" h="1319994">
+                              <a:path w="995419" h="2067548">
                                 <a:moveTo>
                                   <a:pt x="0" y="0"/>
                                 </a:moveTo>
                                 <a:lnTo>
-                                  <a:pt x="105921" y="17863"/>
+                                  <a:pt x="165907" y="27979"/>
                                 </a:lnTo>
                                 <a:cubicBezTo>
-                                  <a:pt x="211839" y="35722"/>
-                                  <a:pt x="423674" y="71447"/>
-                                  <a:pt x="529592" y="102855"/>
-                                </a:cubicBezTo>
-                                <a:cubicBezTo>
-                                  <a:pt x="635510" y="134263"/>
-                                  <a:pt x="635510" y="161359"/>
-                                  <a:pt x="635510" y="194955"/>
-                                </a:cubicBezTo>
-                                <a:cubicBezTo>
-                                  <a:pt x="635510" y="228551"/>
-                                  <a:pt x="635510" y="268652"/>
-                                  <a:pt x="635510" y="323381"/>
-                                </a:cubicBezTo>
-                                <a:cubicBezTo>
-                                  <a:pt x="635510" y="378111"/>
-                                  <a:pt x="635510" y="447474"/>
-                                  <a:pt x="635510" y="510331"/>
-                                </a:cubicBezTo>
-                                <a:cubicBezTo>
-                                  <a:pt x="635510" y="573189"/>
-                                  <a:pt x="635510" y="629547"/>
-                                  <a:pt x="635510" y="671271"/>
-                                </a:cubicBezTo>
-                                <a:cubicBezTo>
-                                  <a:pt x="635510" y="712995"/>
-                                  <a:pt x="635510" y="740091"/>
-                                  <a:pt x="635510" y="767185"/>
-                                </a:cubicBezTo>
-                                <a:cubicBezTo>
-                                  <a:pt x="635510" y="794278"/>
-                                  <a:pt x="635510" y="821374"/>
-                                  <a:pt x="635510" y="854970"/>
-                                </a:cubicBezTo>
-                                <a:cubicBezTo>
-                                  <a:pt x="635510" y="888566"/>
-                                  <a:pt x="635510" y="928667"/>
-                                  <a:pt x="635510" y="968765"/>
-                                </a:cubicBezTo>
-                                <a:cubicBezTo>
-                                  <a:pt x="635510" y="1008864"/>
-                                  <a:pt x="635510" y="1048965"/>
-                                  <a:pt x="635510" y="1082561"/>
-                                </a:cubicBezTo>
-                                <a:cubicBezTo>
-                                  <a:pt x="635510" y="1116157"/>
-                                  <a:pt x="635510" y="1143253"/>
-                                  <a:pt x="635510" y="1170346"/>
-                                </a:cubicBezTo>
-                                <a:cubicBezTo>
-                                  <a:pt x="635510" y="1197440"/>
-                                  <a:pt x="635510" y="1224536"/>
-                                  <a:pt x="634180" y="1249477"/>
-                                </a:cubicBezTo>
-                                <a:cubicBezTo>
-                                  <a:pt x="632850" y="1274417"/>
-                                  <a:pt x="630191" y="1297206"/>
-                                  <a:pt x="628861" y="1308598"/>
+                                  <a:pt x="331810" y="55953"/>
+                                  <a:pt x="663614" y="111910"/>
+                                  <a:pt x="829517" y="161105"/>
+                                </a:cubicBezTo>
+                                <a:cubicBezTo>
+                                  <a:pt x="995419" y="210300"/>
+                                  <a:pt x="995419" y="252742"/>
+                                  <a:pt x="995419" y="305364"/>
+                                </a:cubicBezTo>
+                                <a:cubicBezTo>
+                                  <a:pt x="995419" y="357986"/>
+                                  <a:pt x="995419" y="420798"/>
+                                  <a:pt x="995419" y="506522"/>
+                                </a:cubicBezTo>
+                                <a:cubicBezTo>
+                                  <a:pt x="995419" y="592246"/>
+                                  <a:pt x="995419" y="700892"/>
+                                  <a:pt x="995419" y="799348"/>
+                                </a:cubicBezTo>
+                                <a:cubicBezTo>
+                                  <a:pt x="995419" y="897804"/>
+                                  <a:pt x="995419" y="986079"/>
+                                  <a:pt x="995419" y="1051433"/>
+                                </a:cubicBezTo>
+                                <a:cubicBezTo>
+                                  <a:pt x="995419" y="1116786"/>
+                                  <a:pt x="995419" y="1159228"/>
+                                  <a:pt x="995419" y="1201665"/>
+                                </a:cubicBezTo>
+                                <a:cubicBezTo>
+                                  <a:pt x="995419" y="1244102"/>
+                                  <a:pt x="995419" y="1286544"/>
+                                  <a:pt x="995419" y="1339166"/>
+                                </a:cubicBezTo>
+                                <a:cubicBezTo>
+                                  <a:pt x="995419" y="1391788"/>
+                                  <a:pt x="995419" y="1454600"/>
+                                  <a:pt x="995419" y="1517408"/>
+                                </a:cubicBezTo>
+                                <a:cubicBezTo>
+                                  <a:pt x="995419" y="1580215"/>
+                                  <a:pt x="995419" y="1643027"/>
+                                  <a:pt x="995419" y="1695649"/>
+                                </a:cubicBezTo>
+                                <a:cubicBezTo>
+                                  <a:pt x="995419" y="1748271"/>
+                                  <a:pt x="995419" y="1790713"/>
+                                  <a:pt x="995419" y="1833150"/>
+                                </a:cubicBezTo>
+                                <a:cubicBezTo>
+                                  <a:pt x="995419" y="1875587"/>
+                                  <a:pt x="995419" y="1918029"/>
+                                  <a:pt x="993336" y="1957094"/>
+                                </a:cubicBezTo>
+                                <a:cubicBezTo>
+                                  <a:pt x="991253" y="1996160"/>
+                                  <a:pt x="987087" y="2031854"/>
+                                  <a:pt x="985005" y="2049699"/>
                                 </a:cubicBezTo>
                                 <a:lnTo>
-                                  <a:pt x="627531" y="1319994"/>
+                                  <a:pt x="982922" y="2067548"/>
                                 </a:lnTo>
                               </a:path>
                             </a:pathLst>
                           </a:custGeom>
                           <a:noFill/>
-                          <a:ln w="9525">
+                          <a:ln w="10185">
                             <a:solidFill>
                               <a:srgbClr val="333333"/>
                             </a:solidFill>
@@ -2039,8 +2039,8 @@
                         <wps:cNvCnPr/>
                         <wps:spPr>
                           <a:xfrm>
-                            <a:off x="4820606" y="3361850"/>
-                            <a:ext cx="3251" cy="500701"/>
+                            <a:off x="7550666" y="5265770"/>
+                            <a:ext cx="5093" cy="784264"/>
                           </a:xfrm>
                           <a:custGeom>
                             <a:avLst/>
@@ -2049,51 +2049,51 @@
                             <a:cxnLst/>
                             <a:rect l="0" t="0" r="r" b="b"/>
                             <a:pathLst>
-                              <a:path w="3251" h="500701">
+                              <a:path w="5093" h="784264">
                                 <a:moveTo>
                                   <a:pt x="0" y="0"/>
                                 </a:moveTo>
                                 <a:lnTo>
-                                  <a:pt x="0" y="13548"/>
+                                  <a:pt x="0" y="21221"/>
                                 </a:lnTo>
                                 <a:cubicBezTo>
-                                  <a:pt x="0" y="27093"/>
-                                  <a:pt x="0" y="54190"/>
-                                  <a:pt x="0" y="81283"/>
-                                </a:cubicBezTo>
-                                <a:cubicBezTo>
-                                  <a:pt x="0" y="108376"/>
-                                  <a:pt x="0" y="135472"/>
-                                  <a:pt x="0" y="162565"/>
-                                </a:cubicBezTo>
-                                <a:cubicBezTo>
-                                  <a:pt x="0" y="189658"/>
-                                  <a:pt x="0" y="216755"/>
-                                  <a:pt x="0" y="243848"/>
-                                </a:cubicBezTo>
-                                <a:cubicBezTo>
-                                  <a:pt x="0" y="270941"/>
-                                  <a:pt x="0" y="298037"/>
-                                  <a:pt x="0" y="325131"/>
-                                </a:cubicBezTo>
-                                <a:cubicBezTo>
-                                  <a:pt x="0" y="352224"/>
-                                  <a:pt x="0" y="379320"/>
-                                  <a:pt x="237" y="408582"/>
-                                </a:cubicBezTo>
-                                <a:cubicBezTo>
-                                  <a:pt x="475" y="437844"/>
-                                  <a:pt x="953" y="469274"/>
-                                  <a:pt x="1190" y="484987"/>
+                                  <a:pt x="0" y="42437"/>
+                                  <a:pt x="0" y="84879"/>
+                                  <a:pt x="0" y="127316"/>
+                                </a:cubicBezTo>
+                                <a:cubicBezTo>
+                                  <a:pt x="0" y="169752"/>
+                                  <a:pt x="0" y="212194"/>
+                                  <a:pt x="0" y="254631"/>
+                                </a:cubicBezTo>
+                                <a:cubicBezTo>
+                                  <a:pt x="0" y="297068"/>
+                                  <a:pt x="0" y="339510"/>
+                                  <a:pt x="0" y="381947"/>
+                                </a:cubicBezTo>
+                                <a:cubicBezTo>
+                                  <a:pt x="0" y="424383"/>
+                                  <a:pt x="0" y="466825"/>
+                                  <a:pt x="0" y="509262"/>
+                                </a:cubicBezTo>
+                                <a:cubicBezTo>
+                                  <a:pt x="0" y="551699"/>
+                                  <a:pt x="0" y="594141"/>
+                                  <a:pt x="372" y="639974"/>
+                                </a:cubicBezTo>
+                                <a:cubicBezTo>
+                                  <a:pt x="744" y="685808"/>
+                                  <a:pt x="1492" y="735038"/>
+                                  <a:pt x="1864" y="759651"/>
                                 </a:cubicBezTo>
                                 <a:lnTo>
-                                  <a:pt x="1427" y="500701"/>
+                                  <a:pt x="2236" y="784264"/>
                                 </a:lnTo>
                               </a:path>
                             </a:pathLst>
                           </a:custGeom>
                           <a:noFill/>
-                          <a:ln w="9525">
+                          <a:ln w="10185">
                             <a:solidFill>
                               <a:srgbClr val="333333"/>
                             </a:solidFill>
@@ -2108,8 +2108,8 @@
                         <wps:cNvCnPr/>
                         <wps:spPr>
                           <a:xfrm>
-                            <a:off x="4838349" y="4002357"/>
-                            <a:ext cx="36606" cy="251976"/>
+                            <a:off x="7578457" y="6269017"/>
+                            <a:ext cx="57338" cy="394678"/>
                           </a:xfrm>
                           <a:custGeom>
                             <a:avLst/>
@@ -2118,31 +2118,31 @@
                             <a:cxnLst/>
                             <a:rect l="0" t="0" r="r" b="b"/>
                             <a:pathLst>
-                              <a:path w="36606" h="251976">
+                              <a:path w="57338" h="394678">
                                 <a:moveTo>
                                   <a:pt x="0" y="0"/>
                                 </a:moveTo>
                                 <a:lnTo>
-                                  <a:pt x="5859" y="23842"/>
+                                  <a:pt x="9177" y="37344"/>
                                 </a:lnTo>
                                 <a:cubicBezTo>
-                                  <a:pt x="11718" y="47687"/>
-                                  <a:pt x="23435" y="95371"/>
-                                  <a:pt x="29538" y="137368"/>
-                                </a:cubicBezTo>
-                                <a:cubicBezTo>
-                                  <a:pt x="35638" y="179365"/>
-                                  <a:pt x="36122" y="215672"/>
-                                  <a:pt x="36366" y="233824"/>
+                                  <a:pt x="18354" y="74693"/>
+                                  <a:pt x="36708" y="149382"/>
+                                  <a:pt x="46266" y="215163"/>
+                                </a:cubicBezTo>
+                                <a:cubicBezTo>
+                                  <a:pt x="55820" y="280945"/>
+                                  <a:pt x="56579" y="337814"/>
+                                  <a:pt x="56961" y="366246"/>
                                 </a:cubicBezTo>
                                 <a:lnTo>
-                                  <a:pt x="36606" y="251976"/>
+                                  <a:pt x="57338" y="394678"/>
                                 </a:lnTo>
                               </a:path>
                             </a:pathLst>
                           </a:custGeom>
                           <a:noFill/>
-                          <a:ln w="9525">
+                          <a:ln w="10185">
                             <a:solidFill>
                               <a:srgbClr val="333333"/>
                             </a:solidFill>
@@ -2157,8 +2157,8 @@
                         <wps:cNvCnPr/>
                         <wps:spPr>
                           <a:xfrm>
-                            <a:off x="704112" y="2435228"/>
-                            <a:ext cx="2314403" cy="1897208"/>
+                            <a:off x="1102873" y="3814373"/>
+                            <a:ext cx="3625121" cy="2971656"/>
                           </a:xfrm>
                           <a:custGeom>
                             <a:avLst/>
@@ -2167,101 +2167,101 @@
                             <a:cxnLst/>
                             <a:rect l="0" t="0" r="r" b="b"/>
                             <a:pathLst>
-                              <a:path w="2314403" h="1897208">
+                              <a:path w="3625121" h="2971656">
                                 <a:moveTo>
                                   <a:pt x="0" y="0"/>
                                 </a:moveTo>
                                 <a:lnTo>
-                                  <a:pt x="36024" y="17339"/>
+                                  <a:pt x="56426" y="27159"/>
                                 </a:lnTo>
                                 <a:cubicBezTo>
-                                  <a:pt x="72049" y="34682"/>
-                                  <a:pt x="144095" y="69360"/>
-                                  <a:pt x="180116" y="100247"/>
-                                </a:cubicBezTo>
-                                <a:cubicBezTo>
-                                  <a:pt x="216140" y="131135"/>
-                                  <a:pt x="216140" y="158231"/>
-                                  <a:pt x="216140" y="185324"/>
-                                </a:cubicBezTo>
-                                <a:cubicBezTo>
-                                  <a:pt x="216140" y="212418"/>
-                                  <a:pt x="216140" y="239514"/>
-                                  <a:pt x="216140" y="273110"/>
-                                </a:cubicBezTo>
-                                <a:cubicBezTo>
-                                  <a:pt x="216140" y="306705"/>
-                                  <a:pt x="216140" y="346807"/>
-                                  <a:pt x="216140" y="386905"/>
-                                </a:cubicBezTo>
-                                <a:cubicBezTo>
-                                  <a:pt x="216140" y="427004"/>
-                                  <a:pt x="216140" y="467105"/>
-                                  <a:pt x="216140" y="500701"/>
-                                </a:cubicBezTo>
-                                <a:cubicBezTo>
-                                  <a:pt x="216140" y="534297"/>
-                                  <a:pt x="216140" y="561393"/>
-                                  <a:pt x="216140" y="588486"/>
-                                </a:cubicBezTo>
-                                <a:cubicBezTo>
-                                  <a:pt x="216140" y="615579"/>
-                                  <a:pt x="216140" y="642676"/>
-                                  <a:pt x="216140" y="684400"/>
-                                </a:cubicBezTo>
-                                <a:cubicBezTo>
-                                  <a:pt x="216140" y="726124"/>
-                                  <a:pt x="216140" y="782482"/>
-                                  <a:pt x="216140" y="838837"/>
-                                </a:cubicBezTo>
-                                <a:cubicBezTo>
-                                  <a:pt x="216140" y="895192"/>
-                                  <a:pt x="216140" y="951550"/>
-                                  <a:pt x="216140" y="993274"/>
-                                </a:cubicBezTo>
-                                <a:cubicBezTo>
-                                  <a:pt x="216140" y="1034998"/>
-                                  <a:pt x="216140" y="1062094"/>
-                                  <a:pt x="216140" y="1089187"/>
-                                </a:cubicBezTo>
-                                <a:cubicBezTo>
-                                  <a:pt x="216140" y="1116280"/>
-                                  <a:pt x="216140" y="1143377"/>
-                                  <a:pt x="216140" y="1170470"/>
-                                </a:cubicBezTo>
-                                <a:cubicBezTo>
-                                  <a:pt x="216140" y="1197563"/>
-                                  <a:pt x="216140" y="1224659"/>
-                                  <a:pt x="216140" y="1251753"/>
-                                </a:cubicBezTo>
-                                <a:cubicBezTo>
-                                  <a:pt x="216140" y="1278846"/>
-                                  <a:pt x="216140" y="1305942"/>
-                                  <a:pt x="216140" y="1347666"/>
-                                </a:cubicBezTo>
-                                <a:cubicBezTo>
-                                  <a:pt x="216140" y="1389390"/>
-                                  <a:pt x="216140" y="1445748"/>
-                                  <a:pt x="216140" y="1508606"/>
-                                </a:cubicBezTo>
-                                <a:cubicBezTo>
-                                  <a:pt x="216140" y="1571463"/>
-                                  <a:pt x="216140" y="1640827"/>
-                                  <a:pt x="565851" y="1706675"/>
-                                </a:cubicBezTo>
-                                <a:cubicBezTo>
-                                  <a:pt x="915561" y="1772527"/>
-                                  <a:pt x="1614982" y="1834868"/>
-                                  <a:pt x="1964692" y="1866038"/>
+                                  <a:pt x="112852" y="54323"/>
+                                  <a:pt x="225700" y="108641"/>
+                                  <a:pt x="282121" y="157021"/>
+                                </a:cubicBezTo>
+                                <a:cubicBezTo>
+                                  <a:pt x="338547" y="205401"/>
+                                  <a:pt x="338547" y="247843"/>
+                                  <a:pt x="338547" y="290279"/>
+                                </a:cubicBezTo>
+                                <a:cubicBezTo>
+                                  <a:pt x="338547" y="332716"/>
+                                  <a:pt x="338547" y="375158"/>
+                                  <a:pt x="338547" y="427780"/>
+                                </a:cubicBezTo>
+                                <a:cubicBezTo>
+                                  <a:pt x="338547" y="480402"/>
+                                  <a:pt x="338547" y="543215"/>
+                                  <a:pt x="338547" y="606022"/>
+                                </a:cubicBezTo>
+                                <a:cubicBezTo>
+                                  <a:pt x="338547" y="668829"/>
+                                  <a:pt x="338547" y="731642"/>
+                                  <a:pt x="338547" y="784264"/>
+                                </a:cubicBezTo>
+                                <a:cubicBezTo>
+                                  <a:pt x="338547" y="836886"/>
+                                  <a:pt x="338547" y="879328"/>
+                                  <a:pt x="338547" y="921764"/>
+                                </a:cubicBezTo>
+                                <a:cubicBezTo>
+                                  <a:pt x="338547" y="964201"/>
+                                  <a:pt x="338547" y="1006643"/>
+                                  <a:pt x="338547" y="1071997"/>
+                                </a:cubicBezTo>
+                                <a:cubicBezTo>
+                                  <a:pt x="338547" y="1137350"/>
+                                  <a:pt x="338547" y="1225626"/>
+                                  <a:pt x="338547" y="1313896"/>
+                                </a:cubicBezTo>
+                                <a:cubicBezTo>
+                                  <a:pt x="338547" y="1402167"/>
+                                  <a:pt x="338547" y="1490442"/>
+                                  <a:pt x="338547" y="1555796"/>
+                                </a:cubicBezTo>
+                                <a:cubicBezTo>
+                                  <a:pt x="338547" y="1621149"/>
+                                  <a:pt x="338547" y="1663591"/>
+                                  <a:pt x="338547" y="1706028"/>
+                                </a:cubicBezTo>
+                                <a:cubicBezTo>
+                                  <a:pt x="338547" y="1748465"/>
+                                  <a:pt x="338547" y="1790907"/>
+                                  <a:pt x="338547" y="1833344"/>
+                                </a:cubicBezTo>
+                                <a:cubicBezTo>
+                                  <a:pt x="338547" y="1875780"/>
+                                  <a:pt x="338547" y="1918222"/>
+                                  <a:pt x="338547" y="1960659"/>
+                                </a:cubicBezTo>
+                                <a:cubicBezTo>
+                                  <a:pt x="338547" y="2003096"/>
+                                  <a:pt x="338547" y="2045538"/>
+                                  <a:pt x="338547" y="2110891"/>
+                                </a:cubicBezTo>
+                                <a:cubicBezTo>
+                                  <a:pt x="338547" y="2176245"/>
+                                  <a:pt x="338547" y="2264521"/>
+                                  <a:pt x="338547" y="2362976"/>
+                                </a:cubicBezTo>
+                                <a:cubicBezTo>
+                                  <a:pt x="338547" y="2461432"/>
+                                  <a:pt x="338547" y="2570078"/>
+                                  <a:pt x="886310" y="2673219"/>
+                                </a:cubicBezTo>
+                                <a:cubicBezTo>
+                                  <a:pt x="1434072" y="2776365"/>
+                                  <a:pt x="2529597" y="2874011"/>
+                                  <a:pt x="3077359" y="2922834"/>
                                 </a:cubicBezTo>
                                 <a:lnTo>
-                                  <a:pt x="2314403" y="1897208"/>
+                                  <a:pt x="3625121" y="2971656"/>
                                 </a:lnTo>
                               </a:path>
                             </a:pathLst>
                           </a:custGeom>
                           <a:noFill/>
-                          <a:ln w="9525">
+                          <a:ln w="10185">
                             <a:solidFill>
                               <a:srgbClr val="333333"/>
                             </a:solidFill>
@@ -2276,8 +2276,8 @@
                         <wps:cNvCnPr/>
                         <wps:spPr>
                           <a:xfrm>
-                            <a:off x="2771224" y="1849655"/>
-                            <a:ext cx="699499" cy="2410918"/>
+                            <a:off x="4340655" y="2897172"/>
+                            <a:ext cx="1095647" cy="3776296"/>
                           </a:xfrm>
                           <a:custGeom>
                             <a:avLst/>
@@ -2286,121 +2286,121 @@
                             <a:cxnLst/>
                             <a:rect l="0" t="0" r="r" b="b"/>
                             <a:pathLst>
-                              <a:path w="699499" h="2410918">
+                              <a:path w="1095647" h="3776296">
                                 <a:moveTo>
-                                  <a:pt x="699499" y="0"/>
+                                  <a:pt x="1095647" y="0"/>
                                 </a:moveTo>
                                 <a:lnTo>
-                                  <a:pt x="582917" y="18480"/>
+                                  <a:pt x="913041" y="28946"/>
                                 </a:lnTo>
                                 <a:cubicBezTo>
-                                  <a:pt x="466331" y="36961"/>
-                                  <a:pt x="233167" y="73922"/>
-                                  <a:pt x="116582" y="105950"/>
-                                </a:cubicBezTo>
-                                <a:cubicBezTo>
-                                  <a:pt x="0" y="137976"/>
-                                  <a:pt x="0" y="165072"/>
-                                  <a:pt x="0" y="198668"/>
-                                </a:cubicBezTo>
-                                <a:cubicBezTo>
-                                  <a:pt x="0" y="232264"/>
-                                  <a:pt x="0" y="272365"/>
-                                  <a:pt x="0" y="327094"/>
-                                </a:cubicBezTo>
-                                <a:cubicBezTo>
-                                  <a:pt x="0" y="381824"/>
-                                  <a:pt x="0" y="451187"/>
-                                  <a:pt x="0" y="514044"/>
-                                </a:cubicBezTo>
-                                <a:cubicBezTo>
-                                  <a:pt x="0" y="576902"/>
-                                  <a:pt x="0" y="633260"/>
-                                  <a:pt x="0" y="674984"/>
-                                </a:cubicBezTo>
-                                <a:cubicBezTo>
-                                  <a:pt x="0" y="716708"/>
-                                  <a:pt x="0" y="743804"/>
-                                  <a:pt x="0" y="770898"/>
-                                </a:cubicBezTo>
-                                <a:cubicBezTo>
-                                  <a:pt x="0" y="797991"/>
-                                  <a:pt x="0" y="825087"/>
-                                  <a:pt x="0" y="858683"/>
-                                </a:cubicBezTo>
-                                <a:cubicBezTo>
-                                  <a:pt x="0" y="892278"/>
-                                  <a:pt x="0" y="932380"/>
-                                  <a:pt x="0" y="972478"/>
-                                </a:cubicBezTo>
-                                <a:cubicBezTo>
-                                  <a:pt x="0" y="1012577"/>
-                                  <a:pt x="0" y="1052678"/>
-                                  <a:pt x="0" y="1086274"/>
-                                </a:cubicBezTo>
-                                <a:cubicBezTo>
-                                  <a:pt x="0" y="1119870"/>
-                                  <a:pt x="0" y="1146966"/>
-                                  <a:pt x="0" y="1174059"/>
-                                </a:cubicBezTo>
-                                <a:cubicBezTo>
-                                  <a:pt x="0" y="1201153"/>
-                                  <a:pt x="0" y="1228249"/>
-                                  <a:pt x="0" y="1269973"/>
-                                </a:cubicBezTo>
-                                <a:cubicBezTo>
-                                  <a:pt x="0" y="1311697"/>
-                                  <a:pt x="0" y="1368055"/>
-                                  <a:pt x="0" y="1424410"/>
-                                </a:cubicBezTo>
-                                <a:cubicBezTo>
-                                  <a:pt x="0" y="1480765"/>
-                                  <a:pt x="0" y="1537123"/>
-                                  <a:pt x="0" y="1578847"/>
-                                </a:cubicBezTo>
-                                <a:cubicBezTo>
-                                  <a:pt x="0" y="1620571"/>
-                                  <a:pt x="0" y="1647667"/>
-                                  <a:pt x="0" y="1674760"/>
-                                </a:cubicBezTo>
-                                <a:cubicBezTo>
-                                  <a:pt x="0" y="1701854"/>
-                                  <a:pt x="0" y="1728950"/>
-                                  <a:pt x="0" y="1756043"/>
-                                </a:cubicBezTo>
-                                <a:cubicBezTo>
-                                  <a:pt x="0" y="1783136"/>
-                                  <a:pt x="0" y="1810233"/>
-                                  <a:pt x="0" y="1837326"/>
-                                </a:cubicBezTo>
-                                <a:cubicBezTo>
-                                  <a:pt x="0" y="1864419"/>
-                                  <a:pt x="0" y="1891515"/>
-                                  <a:pt x="0" y="1933239"/>
-                                </a:cubicBezTo>
-                                <a:cubicBezTo>
-                                  <a:pt x="0" y="1974963"/>
-                                  <a:pt x="0" y="2031321"/>
-                                  <a:pt x="0" y="2094179"/>
-                                </a:cubicBezTo>
-                                <a:cubicBezTo>
-                                  <a:pt x="0" y="2157036"/>
-                                  <a:pt x="0" y="2226400"/>
-                                  <a:pt x="44605" y="2280271"/>
-                                </a:cubicBezTo>
-                                <a:cubicBezTo>
-                                  <a:pt x="89206" y="2334145"/>
-                                  <a:pt x="178415" y="2372533"/>
-                                  <a:pt x="223020" y="2391725"/>
+                                  <a:pt x="730430" y="57893"/>
+                                  <a:pt x="365217" y="115786"/>
+                                  <a:pt x="182606" y="165953"/>
+                                </a:cubicBezTo>
+                                <a:cubicBezTo>
+                                  <a:pt x="0" y="216116"/>
+                                  <a:pt x="0" y="258557"/>
+                                  <a:pt x="0" y="311180"/>
+                                </a:cubicBezTo>
+                                <a:cubicBezTo>
+                                  <a:pt x="0" y="363802"/>
+                                  <a:pt x="0" y="426614"/>
+                                  <a:pt x="0" y="512338"/>
+                                </a:cubicBezTo>
+                                <a:cubicBezTo>
+                                  <a:pt x="0" y="598062"/>
+                                  <a:pt x="0" y="706708"/>
+                                  <a:pt x="0" y="805164"/>
+                                </a:cubicBezTo>
+                                <a:cubicBezTo>
+                                  <a:pt x="0" y="903619"/>
+                                  <a:pt x="0" y="991895"/>
+                                  <a:pt x="0" y="1057249"/>
+                                </a:cubicBezTo>
+                                <a:cubicBezTo>
+                                  <a:pt x="0" y="1122602"/>
+                                  <a:pt x="0" y="1165044"/>
+                                  <a:pt x="0" y="1207481"/>
+                                </a:cubicBezTo>
+                                <a:cubicBezTo>
+                                  <a:pt x="0" y="1249918"/>
+                                  <a:pt x="0" y="1292360"/>
+                                  <a:pt x="0" y="1344982"/>
+                                </a:cubicBezTo>
+                                <a:cubicBezTo>
+                                  <a:pt x="0" y="1397604"/>
+                                  <a:pt x="0" y="1460416"/>
+                                  <a:pt x="0" y="1523223"/>
+                                </a:cubicBezTo>
+                                <a:cubicBezTo>
+                                  <a:pt x="0" y="1586031"/>
+                                  <a:pt x="0" y="1648843"/>
+                                  <a:pt x="0" y="1701465"/>
+                                </a:cubicBezTo>
+                                <a:cubicBezTo>
+                                  <a:pt x="0" y="1754087"/>
+                                  <a:pt x="0" y="1796529"/>
+                                  <a:pt x="0" y="1838966"/>
+                                </a:cubicBezTo>
+                                <a:cubicBezTo>
+                                  <a:pt x="0" y="1881403"/>
+                                  <a:pt x="0" y="1923845"/>
+                                  <a:pt x="0" y="1989198"/>
+                                </a:cubicBezTo>
+                                <a:cubicBezTo>
+                                  <a:pt x="0" y="2054552"/>
+                                  <a:pt x="0" y="2142827"/>
+                                  <a:pt x="0" y="2231098"/>
+                                </a:cubicBezTo>
+                                <a:cubicBezTo>
+                                  <a:pt x="0" y="2319368"/>
+                                  <a:pt x="0" y="2407644"/>
+                                  <a:pt x="0" y="2472997"/>
+                                </a:cubicBezTo>
+                                <a:cubicBezTo>
+                                  <a:pt x="0" y="2538351"/>
+                                  <a:pt x="0" y="2580793"/>
+                                  <a:pt x="0" y="2623230"/>
+                                </a:cubicBezTo>
+                                <a:cubicBezTo>
+                                  <a:pt x="0" y="2665666"/>
+                                  <a:pt x="0" y="2708108"/>
+                                  <a:pt x="0" y="2750545"/>
+                                </a:cubicBezTo>
+                                <a:cubicBezTo>
+                                  <a:pt x="0" y="2792982"/>
+                                  <a:pt x="0" y="2835424"/>
+                                  <a:pt x="0" y="2877861"/>
+                                </a:cubicBezTo>
+                                <a:cubicBezTo>
+                                  <a:pt x="0" y="2920297"/>
+                                  <a:pt x="0" y="2962739"/>
+                                  <a:pt x="0" y="3028093"/>
+                                </a:cubicBezTo>
+                                <a:cubicBezTo>
+                                  <a:pt x="0" y="3093446"/>
+                                  <a:pt x="0" y="3181722"/>
+                                  <a:pt x="0" y="3280178"/>
+                                </a:cubicBezTo>
+                                <a:cubicBezTo>
+                                  <a:pt x="0" y="3378633"/>
+                                  <a:pt x="0" y="3487279"/>
+                                  <a:pt x="69866" y="3571659"/>
+                                </a:cubicBezTo>
+                                <a:cubicBezTo>
+                                  <a:pt x="139726" y="3656044"/>
+                                  <a:pt x="279458" y="3716172"/>
+                                  <a:pt x="349323" y="3746234"/>
                                 </a:cubicBezTo>
                                 <a:lnTo>
-                                  <a:pt x="267625" y="2410918"/>
+                                  <a:pt x="419189" y="3776296"/>
                                 </a:lnTo>
                               </a:path>
                             </a:pathLst>
                           </a:custGeom>
                           <a:noFill/>
-                          <a:ln w="9525">
+                          <a:ln w="10185">
                             <a:solidFill>
                               <a:srgbClr val="333333"/>
                             </a:solidFill>
@@ -2415,8 +2415,8 @@
                         <wps:cNvCnPr/>
                         <wps:spPr>
                           <a:xfrm>
-                            <a:off x="3490985" y="4002357"/>
-                            <a:ext cx="1254910" cy="313774"/>
+                            <a:off x="5468039" y="6269017"/>
+                            <a:ext cx="1965604" cy="491474"/>
                           </a:xfrm>
                           <a:custGeom>
                             <a:avLst/>
@@ -2425,31 +2425,31 @@
                             <a:cxnLst/>
                             <a:rect l="0" t="0" r="r" b="b"/>
                             <a:pathLst>
-                              <a:path w="1254910" h="313774">
+                              <a:path w="1965604" h="491474">
                                 <a:moveTo>
-                                  <a:pt x="1254910" y="0"/>
+                                  <a:pt x="1965604" y="0"/>
                                 </a:moveTo>
                                 <a:lnTo>
-                                  <a:pt x="1225606" y="23842"/>
+                                  <a:pt x="1919704" y="37344"/>
                                 </a:lnTo>
                                 <a:cubicBezTo>
-                                  <a:pt x="1196302" y="47687"/>
-                                  <a:pt x="1137690" y="95371"/>
-                                  <a:pt x="928540" y="147668"/>
-                                </a:cubicBezTo>
-                                <a:cubicBezTo>
-                                  <a:pt x="719387" y="199962"/>
-                                  <a:pt x="359695" y="256869"/>
-                                  <a:pt x="179849" y="285322"/>
+                                  <a:pt x="1873804" y="74693"/>
+                                  <a:pt x="1782000" y="149382"/>
+                                  <a:pt x="1454402" y="231297"/>
+                                </a:cubicBezTo>
+                                <a:cubicBezTo>
+                                  <a:pt x="1126798" y="313206"/>
+                                  <a:pt x="563402" y="402343"/>
+                                  <a:pt x="281703" y="446908"/>
                                 </a:cubicBezTo>
                                 <a:lnTo>
-                                  <a:pt x="0" y="313774"/>
+                                  <a:pt x="0" y="491474"/>
                                 </a:lnTo>
                               </a:path>
                             </a:pathLst>
                           </a:custGeom>
                           <a:noFill/>
-                          <a:ln w="9525">
+                          <a:ln w="10185">
                             <a:solidFill>
                               <a:srgbClr val="333333"/>
                             </a:solidFill>
@@ -2464,8 +2464,8 @@
                         <wps:cNvCnPr/>
                         <wps:spPr>
                           <a:xfrm>
-                            <a:off x="2984168" y="1440328"/>
-                            <a:ext cx="162786" cy="2816713"/>
+                            <a:off x="4674196" y="2256031"/>
+                            <a:ext cx="254977" cy="4411906"/>
                           </a:xfrm>
                           <a:custGeom>
                             <a:avLst/>
@@ -2474,131 +2474,131 @@
                             <a:cxnLst/>
                             <a:rect l="0" t="0" r="r" b="b"/>
                             <a:pathLst>
-                              <a:path w="162786" h="2816713">
+                              <a:path w="254977" h="4411906">
                                 <a:moveTo>
                                   <a:pt x="0" y="0"/>
                                 </a:moveTo>
                                 <a:lnTo>
-                                  <a:pt x="6327" y="23842"/>
+                                  <a:pt x="9910" y="37344"/>
                                 </a:lnTo>
                                 <a:cubicBezTo>
-                                  <a:pt x="12657" y="47687"/>
-                                  <a:pt x="25315" y="95371"/>
-                                  <a:pt x="31642" y="153894"/>
-                                </a:cubicBezTo>
-                                <a:cubicBezTo>
-                                  <a:pt x="37972" y="212418"/>
-                                  <a:pt x="37972" y="281781"/>
-                                  <a:pt x="37972" y="344638"/>
-                                </a:cubicBezTo>
-                                <a:cubicBezTo>
-                                  <a:pt x="37972" y="407496"/>
-                                  <a:pt x="37972" y="463854"/>
-                                  <a:pt x="37972" y="505578"/>
-                                </a:cubicBezTo>
-                                <a:cubicBezTo>
-                                  <a:pt x="37972" y="547302"/>
-                                  <a:pt x="37972" y="574398"/>
-                                  <a:pt x="37972" y="607994"/>
-                                </a:cubicBezTo>
-                                <a:cubicBezTo>
-                                  <a:pt x="37972" y="641590"/>
-                                  <a:pt x="37972" y="681691"/>
-                                  <a:pt x="37972" y="736421"/>
-                                </a:cubicBezTo>
-                                <a:cubicBezTo>
-                                  <a:pt x="37972" y="791150"/>
-                                  <a:pt x="37972" y="860513"/>
-                                  <a:pt x="37972" y="923371"/>
-                                </a:cubicBezTo>
-                                <a:cubicBezTo>
-                                  <a:pt x="37972" y="986228"/>
-                                  <a:pt x="37972" y="1042586"/>
-                                  <a:pt x="37972" y="1084310"/>
-                                </a:cubicBezTo>
-                                <a:cubicBezTo>
-                                  <a:pt x="37972" y="1126034"/>
-                                  <a:pt x="37972" y="1153131"/>
-                                  <a:pt x="37972" y="1180224"/>
-                                </a:cubicBezTo>
-                                <a:cubicBezTo>
-                                  <a:pt x="37972" y="1207317"/>
-                                  <a:pt x="37972" y="1234413"/>
-                                  <a:pt x="37972" y="1268009"/>
-                                </a:cubicBezTo>
-                                <a:cubicBezTo>
-                                  <a:pt x="37972" y="1301605"/>
-                                  <a:pt x="37972" y="1341706"/>
-                                  <a:pt x="37972" y="1381805"/>
-                                </a:cubicBezTo>
-                                <a:cubicBezTo>
-                                  <a:pt x="37972" y="1421903"/>
-                                  <a:pt x="37972" y="1462005"/>
-                                  <a:pt x="37972" y="1495600"/>
-                                </a:cubicBezTo>
-                                <a:cubicBezTo>
-                                  <a:pt x="37972" y="1529196"/>
-                                  <a:pt x="37972" y="1556293"/>
-                                  <a:pt x="37972" y="1583386"/>
-                                </a:cubicBezTo>
-                                <a:cubicBezTo>
-                                  <a:pt x="37972" y="1610479"/>
-                                  <a:pt x="37972" y="1637575"/>
-                                  <a:pt x="37972" y="1679299"/>
-                                </a:cubicBezTo>
-                                <a:cubicBezTo>
-                                  <a:pt x="37972" y="1721023"/>
-                                  <a:pt x="37972" y="1777381"/>
-                                  <a:pt x="37972" y="1833736"/>
-                                </a:cubicBezTo>
-                                <a:cubicBezTo>
-                                  <a:pt x="37972" y="1890091"/>
-                                  <a:pt x="37972" y="1946449"/>
-                                  <a:pt x="37972" y="1988173"/>
-                                </a:cubicBezTo>
-                                <a:cubicBezTo>
-                                  <a:pt x="37972" y="2029897"/>
-                                  <a:pt x="37972" y="2056994"/>
-                                  <a:pt x="37972" y="2084087"/>
-                                </a:cubicBezTo>
-                                <a:cubicBezTo>
-                                  <a:pt x="37972" y="2111180"/>
-                                  <a:pt x="37972" y="2138276"/>
-                                  <a:pt x="37972" y="2165369"/>
-                                </a:cubicBezTo>
-                                <a:cubicBezTo>
-                                  <a:pt x="37972" y="2192463"/>
-                                  <a:pt x="37972" y="2219559"/>
-                                  <a:pt x="37972" y="2246652"/>
-                                </a:cubicBezTo>
-                                <a:cubicBezTo>
-                                  <a:pt x="37972" y="2273745"/>
-                                  <a:pt x="37972" y="2300842"/>
-                                  <a:pt x="37972" y="2342566"/>
-                                </a:cubicBezTo>
-                                <a:cubicBezTo>
-                                  <a:pt x="37972" y="2384290"/>
-                                  <a:pt x="37972" y="2440648"/>
-                                  <a:pt x="37972" y="2503505"/>
-                                </a:cubicBezTo>
-                                <a:cubicBezTo>
-                                  <a:pt x="37972" y="2566363"/>
-                                  <a:pt x="37972" y="2635726"/>
-                                  <a:pt x="58774" y="2689012"/>
-                                </a:cubicBezTo>
-                                <a:cubicBezTo>
-                                  <a:pt x="79576" y="2742294"/>
-                                  <a:pt x="121183" y="2779505"/>
-                                  <a:pt x="141985" y="2798109"/>
+                                  <a:pt x="19826" y="74693"/>
+                                  <a:pt x="39651" y="149382"/>
+                                  <a:pt x="49561" y="241049"/>
+                                </a:cubicBezTo>
+                                <a:cubicBezTo>
+                                  <a:pt x="59477" y="332716"/>
+                                  <a:pt x="59477" y="441362"/>
+                                  <a:pt x="59477" y="539818"/>
+                                </a:cubicBezTo>
+                                <a:cubicBezTo>
+                                  <a:pt x="59477" y="638273"/>
+                                  <a:pt x="59477" y="726549"/>
+                                  <a:pt x="59477" y="791903"/>
+                                </a:cubicBezTo>
+                                <a:cubicBezTo>
+                                  <a:pt x="59477" y="857256"/>
+                                  <a:pt x="59477" y="899698"/>
+                                  <a:pt x="59477" y="952320"/>
+                                </a:cubicBezTo>
+                                <a:cubicBezTo>
+                                  <a:pt x="59477" y="1004942"/>
+                                  <a:pt x="59477" y="1067755"/>
+                                  <a:pt x="59477" y="1153479"/>
+                                </a:cubicBezTo>
+                                <a:cubicBezTo>
+                                  <a:pt x="59477" y="1239203"/>
+                                  <a:pt x="59477" y="1347849"/>
+                                  <a:pt x="59477" y="1446304"/>
+                                </a:cubicBezTo>
+                                <a:cubicBezTo>
+                                  <a:pt x="59477" y="1544760"/>
+                                  <a:pt x="59477" y="1633036"/>
+                                  <a:pt x="59477" y="1698389"/>
+                                </a:cubicBezTo>
+                                <a:cubicBezTo>
+                                  <a:pt x="59477" y="1763743"/>
+                                  <a:pt x="59477" y="1806185"/>
+                                  <a:pt x="59477" y="1848621"/>
+                                </a:cubicBezTo>
+                                <a:cubicBezTo>
+                                  <a:pt x="59477" y="1891058"/>
+                                  <a:pt x="59477" y="1933500"/>
+                                  <a:pt x="59477" y="1986122"/>
+                                </a:cubicBezTo>
+                                <a:cubicBezTo>
+                                  <a:pt x="59477" y="2038744"/>
+                                  <a:pt x="59477" y="2101557"/>
+                                  <a:pt x="59477" y="2164364"/>
+                                </a:cubicBezTo>
+                                <a:cubicBezTo>
+                                  <a:pt x="59477" y="2227171"/>
+                                  <a:pt x="59477" y="2289984"/>
+                                  <a:pt x="59477" y="2342606"/>
+                                </a:cubicBezTo>
+                                <a:cubicBezTo>
+                                  <a:pt x="59477" y="2395228"/>
+                                  <a:pt x="59477" y="2437670"/>
+                                  <a:pt x="59477" y="2480106"/>
+                                </a:cubicBezTo>
+                                <a:cubicBezTo>
+                                  <a:pt x="59477" y="2522543"/>
+                                  <a:pt x="59477" y="2564985"/>
+                                  <a:pt x="59477" y="2630339"/>
+                                </a:cubicBezTo>
+                                <a:cubicBezTo>
+                                  <a:pt x="59477" y="2695692"/>
+                                  <a:pt x="59477" y="2783968"/>
+                                  <a:pt x="59477" y="2872238"/>
+                                </a:cubicBezTo>
+                                <a:cubicBezTo>
+                                  <a:pt x="59477" y="2960509"/>
+                                  <a:pt x="59477" y="3048784"/>
+                                  <a:pt x="59477" y="3114138"/>
+                                </a:cubicBezTo>
+                                <a:cubicBezTo>
+                                  <a:pt x="59477" y="3179491"/>
+                                  <a:pt x="59477" y="3221933"/>
+                                  <a:pt x="59477" y="3264370"/>
+                                </a:cubicBezTo>
+                                <a:cubicBezTo>
+                                  <a:pt x="59477" y="3306807"/>
+                                  <a:pt x="59477" y="3349249"/>
+                                  <a:pt x="59477" y="3391686"/>
+                                </a:cubicBezTo>
+                                <a:cubicBezTo>
+                                  <a:pt x="59477" y="3434122"/>
+                                  <a:pt x="59477" y="3476564"/>
+                                  <a:pt x="59477" y="3519001"/>
+                                </a:cubicBezTo>
+                                <a:cubicBezTo>
+                                  <a:pt x="59477" y="3561438"/>
+                                  <a:pt x="59477" y="3603880"/>
+                                  <a:pt x="59477" y="3669234"/>
+                                </a:cubicBezTo>
+                                <a:cubicBezTo>
+                                  <a:pt x="59477" y="3734587"/>
+                                  <a:pt x="59477" y="3822863"/>
+                                  <a:pt x="59477" y="3921318"/>
+                                </a:cubicBezTo>
+                                <a:cubicBezTo>
+                                  <a:pt x="59477" y="4019774"/>
+                                  <a:pt x="59477" y="4128420"/>
+                                  <a:pt x="92059" y="4211883"/>
+                                </a:cubicBezTo>
+                                <a:cubicBezTo>
+                                  <a:pt x="124642" y="4295341"/>
+                                  <a:pt x="189812" y="4353626"/>
+                                  <a:pt x="222395" y="4382766"/>
                                 </a:cubicBezTo>
                                 <a:lnTo>
-                                  <a:pt x="162786" y="2816713"/>
+                                  <a:pt x="254977" y="4411906"/>
                                 </a:lnTo>
                               </a:path>
                             </a:pathLst>
                           </a:custGeom>
                           <a:noFill/>
-                          <a:ln w="9525">
+                          <a:ln w="10185">
                             <a:solidFill>
                               <a:srgbClr val="333333"/>
                             </a:solidFill>
@@ -2613,8 +2613,8 @@
                         <wps:cNvCnPr/>
                         <wps:spPr>
                           <a:xfrm>
-                            <a:off x="3276643" y="4025116"/>
-                            <a:ext cx="23380" cy="227887"/>
+                            <a:off x="5132308" y="6304665"/>
+                            <a:ext cx="36621" cy="356947"/>
                           </a:xfrm>
                           <a:custGeom>
                             <a:avLst/>
@@ -2623,31 +2623,31 @@
                             <a:cxnLst/>
                             <a:rect l="0" t="0" r="r" b="b"/>
                             <a:pathLst>
-                              <a:path w="23380" h="227887">
+                              <a:path w="36621" h="356947">
                                 <a:moveTo>
-                                  <a:pt x="23380" y="0"/>
+                                  <a:pt x="36621" y="0"/>
                                 </a:moveTo>
                                 <a:lnTo>
-                                  <a:pt x="23380" y="20051"/>
+                                  <a:pt x="36621" y="31406"/>
                                 </a:lnTo>
                                 <a:cubicBezTo>
-                                  <a:pt x="23380" y="40098"/>
-                                  <a:pt x="23380" y="80200"/>
-                                  <a:pt x="19485" y="118182"/>
-                                </a:cubicBezTo>
-                                <a:cubicBezTo>
-                                  <a:pt x="15587" y="156160"/>
-                                  <a:pt x="7793" y="192025"/>
-                                  <a:pt x="3898" y="209956"/>
+                                  <a:pt x="36621" y="62807"/>
+                                  <a:pt x="36621" y="125620"/>
+                                  <a:pt x="30520" y="185112"/>
+                                </a:cubicBezTo>
+                                <a:cubicBezTo>
+                                  <a:pt x="24414" y="244599"/>
+                                  <a:pt x="12207" y="300775"/>
+                                  <a:pt x="6106" y="328861"/>
                                 </a:cubicBezTo>
                                 <a:lnTo>
-                                  <a:pt x="0" y="227887"/>
+                                  <a:pt x="0" y="356947"/>
                                 </a:lnTo>
                               </a:path>
                             </a:pathLst>
                           </a:custGeom>
                           <a:noFill/>
-                          <a:ln w="9525">
+                          <a:ln w="10185">
                             <a:solidFill>
                               <a:srgbClr val="333333"/>
                             </a:solidFill>
@@ -2662,8 +2662,8 @@
                         <wps:cNvCnPr/>
                         <wps:spPr>
                           <a:xfrm>
-                            <a:off x="3478142" y="4000731"/>
-                            <a:ext cx="310961" cy="265788"/>
+                            <a:off x="5447923" y="6266470"/>
+                            <a:ext cx="487068" cy="416312"/>
                           </a:xfrm>
                           <a:custGeom>
                             <a:avLst/>
@@ -2672,31 +2672,31 @@
                             <a:cxnLst/>
                             <a:rect l="0" t="0" r="r" b="b"/>
                             <a:pathLst>
-                              <a:path w="310961" h="265788">
+                              <a:path w="487068" h="416312">
                                 <a:moveTo>
-                                  <a:pt x="310961" y="0"/>
+                                  <a:pt x="487068" y="0"/>
                                 </a:moveTo>
                                 <a:lnTo>
-                                  <a:pt x="310961" y="24115"/>
+                                  <a:pt x="487068" y="37772"/>
                                 </a:lnTo>
                                 <a:cubicBezTo>
-                                  <a:pt x="310961" y="48227"/>
-                                  <a:pt x="310961" y="96456"/>
-                                  <a:pt x="259136" y="140752"/>
-                                </a:cubicBezTo>
-                                <a:cubicBezTo>
-                                  <a:pt x="207306" y="185051"/>
-                                  <a:pt x="103652" y="225420"/>
-                                  <a:pt x="51826" y="245604"/>
+                                  <a:pt x="487068" y="75539"/>
+                                  <a:pt x="487068" y="151083"/>
+                                  <a:pt x="405892" y="220465"/>
+                                </a:cubicBezTo>
+                                <a:cubicBezTo>
+                                  <a:pt x="324711" y="289852"/>
+                                  <a:pt x="162353" y="353082"/>
+                                  <a:pt x="81176" y="384697"/>
                                 </a:cubicBezTo>
                                 <a:lnTo>
-                                  <a:pt x="0" y="265788"/>
+                                  <a:pt x="0" y="416312"/>
                                 </a:lnTo>
                               </a:path>
                             </a:pathLst>
                           </a:custGeom>
                           <a:noFill/>
-                          <a:ln w="9525">
+                          <a:ln w="10185">
                             <a:solidFill>
                               <a:srgbClr val="333333"/>
                             </a:solidFill>
@@ -2715,6 +2715,16 @@
           <mc:Fallback/>
         </mc:AlternateContent>
       </w:r>
+    </w:p>
+    <w:p>
+      <w:pPr>
+        <w:sectPr>
+          <w:pgMar w:header="708" w:bottom="144" w:top="144" w:right="144" w:left="144" w:footer="708" w:gutter="0"/>
+          <w:pgSz w:h="11909" w:w="16834" w:orient="landscape"/>
+          <w:type w:val="continuous"/>
+          <w:cols/>
+        </w:sectPr>
+      </w:pPr>
     </w:p>
     <w:sectPr>
       <w:type w:val="continuous"/>

--- a/dev/waste-CSM.docx
+++ b/dev/waste-CSM.docx
@@ -392,8 +392,8 @@
                             </wps:cNvSpPr>
                             <wps:spPr>
                               <a:xfrm>
-                                <a:off x="87847" y="38194"/>
-                                <a:ext cx="746905" cy="122223"/>
+                                <a:off x="0" y="22630"/>
+                                <a:ext cx="922600" cy="153352"/>
                               </a:xfrm>
                               <a:prstGeom prst="rect">
                                 <a:avLst/>
@@ -468,8 +468,8 @@
                             </wps:cNvSpPr>
                             <wps:spPr>
                               <a:xfrm>
-                                <a:off x="213890" y="76389"/>
-                                <a:ext cx="491637" cy="122223"/>
+                                <a:off x="151281" y="60825"/>
+                                <a:ext cx="616854" cy="153352"/>
                               </a:xfrm>
                               <a:prstGeom prst="rect">
                                 <a:avLst/>
@@ -640,8 +640,8 @@
                             </wps:cNvSpPr>
                             <wps:spPr>
                               <a:xfrm>
-                                <a:off x="87847" y="38194"/>
-                                <a:ext cx="661285" cy="122223"/>
+                                <a:off x="3634" y="22630"/>
+                                <a:ext cx="829711" cy="153352"/>
                               </a:xfrm>
                               <a:prstGeom prst="rect">
                                 <a:avLst/>
@@ -716,8 +716,8 @@
                             </wps:cNvSpPr>
                             <wps:spPr>
                               <a:xfrm>
-                                <a:off x="213890" y="76389"/>
-                                <a:ext cx="646842" cy="122223"/>
+                                <a:off x="131516" y="60825"/>
+                                <a:ext cx="811590" cy="153352"/>
                               </a:xfrm>
                               <a:prstGeom prst="rect">
                                 <a:avLst/>
@@ -899,8 +899,8 @@
                               </wps:cNvSpPr>
                               <wps:spPr>
                                 <a:xfrm>
-                                  <a:off x="87848" y="38194"/>
-                                  <a:ext cx="750087" cy="122223"/>
+                                  <a:off x="0" y="22630"/>
+                                  <a:ext cx="925783" cy="153352"/>
                                 </a:xfrm>
                                 <a:prstGeom prst="rect">
                                   <a:avLst/>
@@ -1113,8 +1113,8 @@
                               </wps:cNvSpPr>
                               <wps:spPr>
                                 <a:xfrm>
-                                  <a:off x="87847" y="38194"/>
-                                  <a:ext cx="590625" cy="122223"/>
+                                  <a:off x="12633" y="22630"/>
+                                  <a:ext cx="741054" cy="153352"/>
                                 </a:xfrm>
                                 <a:prstGeom prst="rect">
                                   <a:avLst/>
@@ -1190,8 +1190,8 @@
                             </wps:cNvSpPr>
                             <wps:spPr>
                               <a:xfrm>
-                                <a:off x="213890" y="76389"/>
-                                <a:ext cx="297520" cy="122223"/>
+                                <a:off x="176001" y="60825"/>
+                                <a:ext cx="373298" cy="153352"/>
                               </a:xfrm>
                               <a:prstGeom prst="rect">
                                 <a:avLst/>
